--- a/lib/engine-v2/national/templates-official/hazmat-name-quantity-change.docx
+++ b/lib/engine-v2/national/templates-official/hazmat-name-quantity-change.docx
@@ -375,7 +375,7 @@
                 <w:color w:val="000000"/>
                 <w:u w:val="single"/>
               </w:rPr>
-              <w:t>氏　名</w:t>
+              <w:t xml:space="preserve">氏　名　{{submitterName}}</w:t>
             </w:r>
             <w:r>
               <w:rPr>
@@ -471,6 +471,9 @@
               </w:rPr>
             </w:pPr>
             <w:r>
+              <w:t xml:space="preserve">{{ownerAddress}}</w:t>
+            </w:r>
+            <w:r>
               <w:rPr>
                 <w:rFonts w:hint="eastAsia"/>
                 <w:color w:val="000000"/>
@@ -591,6 +594,9 @@
                 <w:color w:val="000000"/>
               </w:rPr>
             </w:pPr>
+            <w:r>
+              <w:t xml:space="preserve">{{ownerName}}</w:t>
+            </w:r>
           </w:p>
         </w:tc>
       </w:tr>
@@ -652,6 +658,9 @@
                 <w:color w:val="000000"/>
               </w:rPr>
             </w:pPr>
+            <w:r>
+              <w:t xml:space="preserve">{{facilityLocation}}</w:t>
+            </w:r>
           </w:p>
         </w:tc>
       </w:tr>
@@ -734,85 +743,85 @@
                 <w:rFonts w:hint="eastAsia"/>
                 <w:color w:val="000000"/>
               </w:rPr>
-              <w:t xml:space="preserve">　　　　</w:t>
-            </w:r>
-            <w:r>
-              <w:rPr>
-                <w:color w:val="000000"/>
-              </w:rPr>
-              <w:t xml:space="preserve"> </w:t>
-            </w:r>
-            <w:r>
-              <w:rPr>
-                <w:rFonts w:hint="eastAsia"/>
-                <w:color w:val="000000"/>
-              </w:rPr>
-              <w:t xml:space="preserve">　</w:t>
-            </w:r>
-            <w:r>
-              <w:rPr>
-                <w:color w:val="000000"/>
-              </w:rPr>
-              <w:t xml:space="preserve"> </w:t>
-            </w:r>
-            <w:r>
-              <w:rPr>
-                <w:rFonts w:hint="eastAsia"/>
-                <w:color w:val="000000"/>
-              </w:rPr>
-              <w:t xml:space="preserve">年　　</w:t>
-            </w:r>
-            <w:r>
-              <w:rPr>
-                <w:color w:val="000000"/>
-              </w:rPr>
-              <w:t xml:space="preserve">   </w:t>
-            </w:r>
-            <w:r>
-              <w:rPr>
-                <w:rFonts w:hint="eastAsia"/>
-                <w:color w:val="000000"/>
-              </w:rPr>
-              <w:t xml:space="preserve">月　</w:t>
-            </w:r>
-            <w:r>
-              <w:rPr>
-                <w:color w:val="000000"/>
-              </w:rPr>
-              <w:t xml:space="preserve">   </w:t>
-            </w:r>
-            <w:r>
-              <w:rPr>
-                <w:rFonts w:hint="eastAsia"/>
-                <w:color w:val="000000"/>
-              </w:rPr>
-              <w:t xml:space="preserve">　日</w:t>
-            </w:r>
-            <w:r>
-              <w:rPr>
-                <w:color w:val="000000"/>
-              </w:rPr>
-              <w:t xml:space="preserve">    </w:t>
-            </w:r>
-            <w:r>
-              <w:rPr>
-                <w:rFonts w:hint="eastAsia"/>
-                <w:color w:val="000000"/>
-              </w:rPr>
-              <w:t>第</w:t>
-            </w:r>
-            <w:r>
-              <w:rPr>
-                <w:color w:val="000000"/>
-              </w:rPr>
-              <w:t xml:space="preserve">           </w:t>
-            </w:r>
-            <w:r>
-              <w:rPr>
-                <w:rFonts w:hint="eastAsia"/>
-                <w:color w:val="000000"/>
-              </w:rPr>
-              <w:t>号</w:t>
+              <w:t xml:space="preserve">{{permitInfo}}</w:t>
+            </w:r>
+            <w:r>
+              <w:rPr>
+                <w:color w:val="000000"/>
+              </w:rPr>
+              <w:t xml:space="preserve"/>
+            </w:r>
+            <w:r>
+              <w:rPr>
+                <w:rFonts w:hint="eastAsia"/>
+                <w:color w:val="000000"/>
+              </w:rPr>
+              <w:t xml:space="preserve"/>
+            </w:r>
+            <w:r>
+              <w:rPr>
+                <w:color w:val="000000"/>
+              </w:rPr>
+              <w:t xml:space="preserve"/>
+            </w:r>
+            <w:r>
+              <w:rPr>
+                <w:rFonts w:hint="eastAsia"/>
+                <w:color w:val="000000"/>
+              </w:rPr>
+              <w:t xml:space="preserve"/>
+            </w:r>
+            <w:r>
+              <w:rPr>
+                <w:color w:val="000000"/>
+              </w:rPr>
+              <w:t xml:space="preserve"/>
+            </w:r>
+            <w:r>
+              <w:rPr>
+                <w:rFonts w:hint="eastAsia"/>
+                <w:color w:val="000000"/>
+              </w:rPr>
+              <w:t xml:space="preserve"/>
+            </w:r>
+            <w:r>
+              <w:rPr>
+                <w:color w:val="000000"/>
+              </w:rPr>
+              <w:t xml:space="preserve"/>
+            </w:r>
+            <w:r>
+              <w:rPr>
+                <w:rFonts w:hint="eastAsia"/>
+                <w:color w:val="000000"/>
+              </w:rPr>
+              <w:t xml:space="preserve"/>
+            </w:r>
+            <w:r>
+              <w:rPr>
+                <w:color w:val="000000"/>
+              </w:rPr>
+              <w:t xml:space="preserve"/>
+            </w:r>
+            <w:r>
+              <w:rPr>
+                <w:rFonts w:hint="eastAsia"/>
+                <w:color w:val="000000"/>
+              </w:rPr>
+              <w:t xml:space="preserve"/>
+            </w:r>
+            <w:r>
+              <w:rPr>
+                <w:color w:val="000000"/>
+              </w:rPr>
+              <w:t xml:space="preserve"/>
+            </w:r>
+            <w:r>
+              <w:rPr>
+                <w:rFonts w:hint="eastAsia"/>
+                <w:color w:val="000000"/>
+              </w:rPr>
+              <w:t xml:space="preserve"/>
             </w:r>
           </w:p>
         </w:tc>
@@ -874,6 +883,9 @@
                 <w:color w:val="000000"/>
               </w:rPr>
             </w:pPr>
+            <w:r>
+              <w:t xml:space="preserve">{{facilityKind}}</w:t>
+            </w:r>
           </w:p>
         </w:tc>
         <w:tc>
@@ -939,6 +951,9 @@
                 <w:color w:val="000000"/>
               </w:rPr>
             </w:pPr>
+            <w:r>
+              <w:t xml:space="preserve">{{facilityCategory}}</w:t>
+            </w:r>
           </w:p>
         </w:tc>
       </w:tr>
@@ -1056,6 +1071,9 @@
                 <w:color w:val="000000"/>
               </w:rPr>
             </w:pPr>
+            <w:r>
+              <w:t xml:space="preserve">{{hazmatClassAndNameBefore}}</w:t>
+            </w:r>
           </w:p>
         </w:tc>
         <w:tc>
@@ -1134,6 +1152,9 @@
                 <w:color w:val="000000"/>
               </w:rPr>
             </w:pPr>
+            <w:r>
+              <w:t xml:space="preserve">{{designatedQuantityMultipleBefore}}</w:t>
+            </w:r>
           </w:p>
         </w:tc>
       </w:tr>
@@ -1243,6 +1264,9 @@
                 <w:color w:val="000000"/>
               </w:rPr>
             </w:pPr>
+            <w:r>
+              <w:t xml:space="preserve">{{hazmatClassAndNameAfter}}</w:t>
+            </w:r>
           </w:p>
         </w:tc>
         <w:tc>
@@ -1264,6 +1288,9 @@
                 <w:color w:val="000000"/>
               </w:rPr>
             </w:pPr>
+            <w:r>
+              <w:t xml:space="preserve">{{afterColumn4}}</w:t>
+            </w:r>
           </w:p>
         </w:tc>
         <w:tc>
@@ -1284,6 +1311,9 @@
                 <w:color w:val="000000"/>
               </w:rPr>
             </w:pPr>
+            <w:r>
+              <w:t xml:space="preserve">{{designatedQuantityMultipleAfter}}</w:t>
+            </w:r>
           </w:p>
         </w:tc>
       </w:tr>
@@ -1410,6 +1440,9 @@
                 <w:color w:val="000000"/>
               </w:rPr>
             </w:pPr>
+            <w:r>
+              <w:t xml:space="preserve">{{changeDate}}</w:t>
+            </w:r>
           </w:p>
         </w:tc>
       </w:tr>

--- a/lib/engine-v2/national/templates-official/hazmat-name-quantity-change.docx
+++ b/lib/engine-v2/national/templates-official/hazmat-name-quantity-change.docx
@@ -201,20 +201,7 @@
                 <w:rFonts w:hint="eastAsia"/>
                 <w:color w:val="000000"/>
               </w:rPr>
-              <w:t xml:space="preserve">年　</w:t>
-            </w:r>
-            <w:r>
-              <w:rPr>
-                <w:color w:val="000000"/>
-              </w:rPr>
-              <w:t xml:space="preserve">  </w:t>
-            </w:r>
-            <w:r>
-              <w:rPr>
-                <w:rFonts w:hint="eastAsia"/>
-                <w:color w:val="000000"/>
-              </w:rPr>
-              <w:t xml:space="preserve">　月　　　日</w:t>
+              <w:t xml:space="preserve">{{submitDate}}</w:t>
             </w:r>
           </w:p>
           <w:p>
@@ -333,7 +320,7 @@
                 <w:u w:val="single"/>
                 <w:lang w:eastAsia="zh-TW"/>
               </w:rPr>
-              <w:t>（電話　　　　）</w:t>
+              <w:t xml:space="preserve">{{submitterPhone}}</w:t>
             </w:r>
           </w:p>
           <w:p>
@@ -508,7 +495,7 @@
                 <w:color w:val="000000"/>
                 <w:lang w:eastAsia="zh-TW"/>
               </w:rPr>
-              <w:t xml:space="preserve">電話　{{submitterPhone}}</w:t>
+              <w:t xml:space="preserve">電話　{{ownerPhone}}</w:t>
             </w:r>
           </w:p>
         </w:tc>
@@ -1561,6 +1548,9 @@
                 <w:lang w:eastAsia="zh-TW"/>
               </w:rPr>
             </w:pPr>
+            <w:r>
+              <w:t xml:space="preserve">{{officialUseReceipt}}</w:t>
+            </w:r>
           </w:p>
         </w:tc>
         <w:tc>
@@ -1582,6 +1572,9 @@
                 <w:lang w:eastAsia="zh-TW"/>
               </w:rPr>
             </w:pPr>
+            <w:r>
+              <w:t xml:space="preserve">{{officialUseProgress}}</w:t>
+            </w:r>
           </w:p>
         </w:tc>
       </w:tr>

--- a/lib/engine-v2/national/templates-official/hazmat-name-quantity-change.docx
+++ b/lib/engine-v2/national/templates-official/hazmat-name-quantity-change.docx
@@ -458,6 +458,10 @@
               </w:rPr>
             </w:pPr>
             <w:r>
+              <w:rPr>
+                <w:rFonts w:hint="eastAsia"/>
+                <w:color w:val="000000"/>
+              </w:rPr>
               <w:t xml:space="preserve">{{ownerAddress}}</w:t>
             </w:r>
             <w:r>

--- a/lib/engine-v2/national/templates-official/hazmat-name-quantity-change.docx
+++ b/lib/engine-v2/national/templates-official/hazmat-name-quantity-change.docx
@@ -303,24 +303,7 @@
                 <w:u w:val="single"/>
                 <w:lang w:eastAsia="zh-TW"/>
               </w:rPr>
-              <w:t>住　所</w:t>
-            </w:r>
-            <w:r>
-              <w:rPr>
-                <w:color w:val="000000"/>
-                <w:u w:val="single"/>
-                <w:lang w:eastAsia="zh-TW"/>
-              </w:rPr>
-              <w:t xml:space="preserve">              </w:t>
-            </w:r>
-            <w:r>
-              <w:rPr>
-                <w:rFonts w:hint="eastAsia"/>
-                <w:color w:val="000000"/>
-                <w:u w:val="single"/>
-                <w:lang w:eastAsia="zh-TW"/>
-              </w:rPr>
-              <w:t xml:space="preserve">{{submitterPhone}}</w:t>
+              <w:t xml:space="preserve">住　所　{{submitterAddress}}　（電話　{{submitterPhone}}）</w:t>
             </w:r>
           </w:p>
           <w:p>
@@ -462,14 +445,14 @@
                 <w:rFonts w:hint="eastAsia"/>
                 <w:color w:val="000000"/>
               </w:rPr>
+              <w:t>住　　　所</w:t>
+            </w:r>
+            <w:r>
+              <w:rPr>
+                <w:rFonts w:hint="eastAsia"/>
+                <w:color w:val="000000"/>
+              </w:rPr>
               <w:t xml:space="preserve">{{ownerAddress}}</w:t>
-            </w:r>
-            <w:r>
-              <w:rPr>
-                <w:rFonts w:hint="eastAsia"/>
-                <w:color w:val="000000"/>
-              </w:rPr>
-              <w:t>住　　　所</w:t>
             </w:r>
           </w:p>
         </w:tc>

--- a/lib/engine-v2/national/templates-official/hazmat-name-quantity-change.docx
+++ b/lib/engine-v2/national/templates-official/hazmat-name-quantity-change.docx
@@ -1,6 +1,1717 @@
 
-<file path=word/document.xml><?xml version="1.0" encoding="UTF-8" standalone="yes"?>
-<w:document xmlns:wpc="http://schemas.microsoft.com/office/word/2010/wordprocessingCanvas" xmlns:cx="http://schemas.microsoft.com/office/drawing/2014/chartex" xmlns:cx1="http://schemas.microsoft.com/office/drawing/2015/9/8/chartex" xmlns:cx2="http://schemas.microsoft.com/office/drawing/2015/10/21/chartex" xmlns:cx3="http://schemas.microsoft.com/office/drawing/2016/5/9/chartex" xmlns:cx4="http://schemas.microsoft.com/office/drawing/2016/5/10/chartex" xmlns:cx5="http://schemas.microsoft.com/office/drawing/2016/5/11/chartex" xmlns:cx6="http://schemas.microsoft.com/office/drawing/2016/5/12/chartex" xmlns:cx7="http://schemas.microsoft.com/office/drawing/2016/5/13/chartex" xmlns:cx8="http://schemas.microsoft.com/office/drawing/2016/5/14/chartex" xmlns:mc="http://schemas.openxmlformats.org/markup-compatibility/2006" xmlns:aink="http://schemas.microsoft.com/office/drawing/2016/ink" xmlns:am3d="http://schemas.microsoft.com/office/drawing/2017/model3d" xmlns:o="urn:schemas-microsoft-com:office:office" xmlns:oel="http://schemas.microsoft.com/office/2019/extlst" xmlns:r="http://schemas.openxmlformats.org/officeDocument/2006/relationships" xmlns:m="http://schemas.openxmlformats.org/officeDocument/2006/math" xmlns:v="urn:schemas-microsoft-com:vml" xmlns:wp14="http://schemas.microsoft.com/office/word/2010/wordprocessingDrawing" xmlns:wp="http://schemas.openxmlformats.org/drawingml/2006/wordprocessingDrawing" xmlns:w10="urn:schemas-microsoft-com:office:word" xmlns:w="http://schemas.openxmlformats.org/wordprocessingml/2006/main" xmlns:w14="http://schemas.microsoft.com/office/word/2010/wordml" xmlns:w15="http://schemas.microsoft.com/office/word/2012/wordml" xmlns:w16cex="http://schemas.microsoft.com/office/word/2018/wordml/cex" xmlns:w16cid="http://schemas.microsoft.com/office/word/2016/wordml/cid" xmlns:w16="http://schemas.microsoft.com/office/word/2018/wordml" xmlns:w16du="http://schemas.microsoft.com/office/word/2023/wordml/word16du" xmlns:w16sdtdh="http://schemas.microsoft.com/office/word/2020/wordml/sdtdatahash" xmlns:w16sdtfl="http://schemas.microsoft.com/office/word/2024/wordml/sdtformatlock" xmlns:w16se="http://schemas.microsoft.com/office/word/2015/wordml/symex" xmlns:wpg="http://schemas.microsoft.com/office/word/2010/wordprocessingGroup" xmlns:wpi="http://schemas.microsoft.com/office/word/2010/wordprocessingInk" xmlns:wne="http://schemas.microsoft.com/office/word/2006/wordml" xmlns:wps="http://schemas.microsoft.com/office/word/2010/wordprocessingShape" mc:Ignorable="w14 w15 w16se w16cid w16 w16cex w16sdtdh w16sdtfl w16du wp14"><w:body><w:p><w:r><w:rPr><w:rFonts w:hint="eastAsia"/><w:color w:val="000000"/></w:rPr><w:t xml:space="preserve">　　</w:t></w:r><w:r><w:rPr><w:rFonts w:ascii="ＭＳ ゴシック" w:eastAsia="ＭＳ ゴシック" w:hint="eastAsia"/><w:b/><w:color w:val="000000"/></w:rPr><w:t>様式第</w:t></w:r><w:r><w:rPr><w:rFonts w:ascii="ＭＳ ゴシック" w:eastAsia="ＭＳ ゴシック" w:hint="eastAsia"/><w:b/><w:color w:val="000000"/></w:rPr><w:t>16</w:t></w:r><w:r><w:rPr><w:rFonts w:hint="eastAsia"/><w:color w:val="000000"/></w:rPr><w:t>（第</w:t></w:r><w:r><w:rPr><w:rFonts w:hint="eastAsia"/><w:color w:val="000000"/></w:rPr><w:t>7</w:t></w:r><w:r><w:rPr><w:rFonts w:hint="eastAsia"/><w:color w:val="000000"/></w:rPr><w:t>条の</w:t></w:r><w:r><w:rPr><w:rFonts w:hint="eastAsia"/><w:color w:val="000000"/></w:rPr><w:t>3</w:t></w:r><w:r><w:rPr><w:rFonts w:hint="eastAsia"/><w:color w:val="000000"/></w:rPr><w:t>関係）</w:t></w:r></w:p><w:p><w:pPr><w:ind w:rightChars="2702" w:right="6937" w:firstLineChars="1165" w:firstLine="2991"/></w:pPr><w:r><w:rPr><w:rFonts w:hint="eastAsia"/><w:color w:val="000000"/></w:rPr><w:t>製造所</w:t></w:r></w:p><w:p><w:pPr><w:jc w:val="center"/></w:pPr><w:r><w:rPr><w:rFonts w:hint="eastAsia"/><w:color w:val="000000"/></w:rPr><w:t>危険物貯蔵所品名､数量又は指定数量の倍数変更届出書</w:t></w:r></w:p><w:p><w:pPr><w:ind w:firstLineChars="1158" w:firstLine="2973"/></w:pPr><w:r><w:rPr><w:rFonts w:hint="eastAsia"/><w:color w:val="000000"/></w:rPr><w:t>取扱所</w:t></w:r></w:p><w:tbl><w:tblPr><w:tblW w:w="0" w:type="auto"/><w:tblInd w:w="700" w:type="dxa"/><w:tblBorders><w:top w:val="single" w:sz="4" w:space="0" w:color="auto"/><w:left w:val="single" w:sz="4" w:space="0" w:color="auto"/><w:bottom w:val="single" w:sz="4" w:space="0" w:color="auto"/><w:right w:val="single" w:sz="4" w:space="0" w:color="auto"/><w:insideH w:val="single" w:sz="4" w:space="0" w:color="auto"/><w:insideV w:val="single" w:sz="4" w:space="0" w:color="auto"/></w:tblBorders><w:tblLayout w:type="fixed"/><w:tblCellMar><w:left w:w="52" w:type="dxa"/><w:right w:w="52" w:type="dxa"/></w:tblCellMar><w:tblLook w:val="0000" w:firstRow="0" w:lastRow="0" w:firstColumn="0" w:lastColumn="0" w:noHBand="0" w:noVBand="0"/></w:tblPr><w:tblGrid><w:gridCol w:w="1039"/><w:gridCol w:w="778"/><w:gridCol w:w="1298"/><w:gridCol w:w="2077"/><w:gridCol w:w="1817"/><w:gridCol w:w="259"/><w:gridCol w:w="992"/><w:gridCol w:w="1604"/></w:tblGrid><w:tr><w:tblPrEx><w:tblCellMar><w:top w:w="0" w:type="dxa"/><w:bottom w:w="0" w:type="dxa"/></w:tblCellMar></w:tblPrEx><w:trPr><w:trHeight w:val="2635"/></w:trPr><w:tc><w:tcPr><w:tcW w:w="9864" w:type="dxa"/><w:gridSpan w:val="8"/><w:tcBorders><w:top w:val="single" w:sz="4" w:space="0" w:color="000000"/><w:left w:val="single" w:sz="4" w:space="0" w:color="000000"/><w:bottom w:val="nil"/><w:right w:val="single" w:sz="4" w:space="0" w:color="000000"/></w:tcBorders></w:tcPr><w:p><w:pPr><w:spacing w:line="292" w:lineRule="atLeast"/><w:rPr><w:color w:val="000000"/></w:rPr></w:pPr></w:p><w:p><w:pPr><w:spacing w:line="292" w:lineRule="atLeast"/><w:ind w:firstLineChars="497" w:firstLine="1276"/><w:rPr><w:color w:val="000000"/></w:rPr></w:pPr><w:r><w:rPr><w:color w:val="000000"/></w:rPr><w:t xml:space="preserve">　</w:t></w:r>w:r><w:rPr><w:rFonts w:hint="eastAsia"/><w:color w:val="000000"/></w:rPr><w:t xml:space="preserve">{{submitDate}}</w:t></w:r></w:p><w:p><w:pPr><w:spacing w:line="292" w:lineRule="atLeast"/><w:ind w:firstLineChars="100" w:firstLine="257"/><w:rPr><w:rFonts w:hint="eastAsia"/><w:color w:val="000000"/></w:rPr></w:pPr><w:r><w:rPr><w:rFonts w:hint="eastAsia"/><w:color w:val="000000"/></w:rPr><w:t xml:space="preserve">{{municipality}}　{{recipientTitle}}　殿</w:t></w:r></w:p><w:p><w:pPr><w:spacing w:line="292" w:lineRule="atLeast"/><w:rPr><w:color w:val="000000"/></w:rPr></w:pPr></w:p><w:p><w:pPr><w:spacing w:line="292" w:lineRule="atLeast"/><w:rPr><w:color w:val="000000"/><w:lang w:eastAsia="zh-TW"/></w:rPr></w:pPr><w:r><w:rPr><w:color w:val="000000"/></w:rPr><w:t xml:space="preserve">  </w:t></w:r><w:r><w:rPr><w:rFonts w:hint="eastAsia"/><w:color w:val="000000"/><w:lang w:eastAsia="zh-TW"/></w:rPr><w:t>届　出　者</w:t></w:r></w:p><w:p><w:pPr><w:spacing w:line="292" w:lineRule="atLeast"/><w:rPr><w:color w:val="000000"/><w:u w:val="single"/><w:lang w:eastAsia="zh-TW"/></w:rPr></w:pPr><w:r><w:rPr><w:color w:val="000000"/><w:lang w:eastAsia="zh-TW"/></w:rPr><w:t xml:space="preserve"> </w:t></w:r><w:r><w:rPr><w:rFonts w:hint="eastAsia"/><w:color w:val="000000"/><w:lang w:eastAsia="zh-TW"/></w:rPr><w:t xml:space="preserve">　　</w:t></w:r><w:r><w:rPr><w:rFonts w:hint="eastAsia"/><w:color w:val="000000"/><w:u w:val="single"/><w:lang w:eastAsia="zh-TW"/></w:rPr><w:t xml:space="preserve">住　所　{{submitterAddress}}　（電話　{{submitterPhone}}）</w:t></w:r></w:p><w:p><w:pPr><w:spacing w:line="292" w:lineRule="atLeast"/><w:rPr><w:color w:val="000000"/><w:u w:val="single"/><w:lang w:eastAsia="zh-TW"/></w:rPr></w:pPr></w:p><w:p><w:pPr><w:spacing w:line="292" w:lineRule="atLeast"/><w:rPr><w:color w:val="000000"/><w:u w:val="single"/></w:rPr></w:pPr><w:r><w:rPr><w:color w:val="000000"/><w:lang w:eastAsia="zh-TW"/></w:rPr><w:t xml:space="preserve"> </w:t></w:r><w:r><w:rPr><w:rFonts w:hint="eastAsia"/><w:color w:val="000000"/><w:lang w:eastAsia="zh-TW"/></w:rPr><w:t xml:space="preserve">　　</w:t></w:r><w:r><w:rPr><w:rFonts w:hint="eastAsia"/><w:color w:val="000000"/><w:u w:val="single"/></w:rPr><w:t xml:space="preserve">氏　名　{{submitterName}}</w:t></w:r><w:r><w:rPr><w:color w:val="000000"/><w:u w:val="single"/></w:rPr><w:t xml:space="preserve"> </w:t></w:r><w:r><w:rPr><w:rFonts w:hint="eastAsia"/><w:color w:val="000000"/><w:u w:val="single"/></w:rPr><w:t xml:space="preserve">　</w:t></w:r><w:r><w:rPr><w:rFonts w:hint="eastAsia"/><w:color w:val="000000"/><w:u w:val="single"/></w:rPr><w:t xml:space="preserve">　</w:t></w:r><w:r><w:rPr><w:color w:val="000000"/><w:u w:val="single"/></w:rPr><w:t xml:space="preserve"> </w:t></w:r></w:p></w:tc></w:tr><w:tr><w:tblPrEx><w:tblCellMar><w:top w:w="0" w:type="dxa"/><w:bottom w:w="0" w:type="dxa"/></w:tblCellMar></w:tblPrEx><w:trPr><w:cantSplit/><w:trHeight w:val="720"/></w:trPr><w:tc><w:tcPr><w:tcW w:w="1039" w:type="dxa"/><w:vMerge w:val="restart"/><w:tcBorders><w:top w:val="single" w:sz="4" w:space="0" w:color="000000"/><w:left w:val="single" w:sz="4" w:space="0" w:color="000000"/><w:bottom w:val="nil"/><w:right w:val="single" w:sz="4" w:space="0" w:color="000000"/></w:tcBorders><w:vAlign w:val="center"/></w:tcPr><w:p><w:pPr><w:spacing w:line="292" w:lineRule="atLeast"/><w:jc w:val="center"/><w:rPr><w:color w:val="000000"/></w:rPr></w:pPr><w:r><w:rPr><w:rFonts w:hint="eastAsia"/><w:color w:val="000000"/></w:rPr><w:t>設置者</w:t></w:r></w:p></w:tc><w:tc><w:tcPr><w:tcW w:w="2076" w:type="dxa"/><w:gridSpan w:val="2"/><w:tcBorders><w:top w:val="single" w:sz="4" w:space="0" w:color="000000"/><w:left w:val="single" w:sz="4" w:space="0" w:color="000000"/><w:bottom w:val="nil"/><w:right w:val="single" w:sz="4" w:space="0" w:color="000000"/></w:tcBorders><w:vAlign w:val="center"/></w:tcPr><w:p><w:pPr><w:spacing w:line="292" w:lineRule="atLeast"/><w:jc w:val="distribute"/><w:rPr><w:color w:val="000000"/></w:rPr></w:pPr><w:r><w:rPr><w:rFonts w:hint="eastAsia"/><w:color w:val="000000"/></w:rPr><w:t>住　　　所</w:t></w:r><w:r><w:rPr><w:rFonts w:hint="eastAsia"/><w:color w:val="000000"/></w:rPr><w:t xml:space="preserve">{{ownerAddress}}</w:t></w:r></w:p></w:tc><w:tc><w:tcPr><w:tcW w:w="6749" w:type="dxa"/><w:gridSpan w:val="5"/><w:tcBorders><w:top w:val="single" w:sz="4" w:space="0" w:color="000000"/><w:left w:val="single" w:sz="4" w:space="0" w:color="000000"/><w:bottom w:val="nil"/><w:right w:val="single" w:sz="4" w:space="0" w:color="000000"/></w:tcBorders><w:vAlign w:val="center"/></w:tcPr><w:p><w:pPr><w:spacing w:line="292" w:lineRule="atLeast"/><w:rPr><w:color w:val="000000"/><w:lang w:eastAsia="zh-TW"/></w:rPr></w:pPr><w:r><w:rPr><w:rFonts w:hint="eastAsia"/><w:color w:val="000000"/><w:lang w:eastAsia="zh-TW"/></w:rPr><w:t xml:space="preserve">電話　{{ownerPhone}}</w:t></w:r></w:p></w:tc></w:tr><w:tr><w:tblPrEx><w:tblCellMar><w:top w:w="0" w:type="dxa"/><w:bottom w:w="0" w:type="dxa"/></w:tblCellMar></w:tblPrEx><w:trPr><w:cantSplit/><w:trHeight w:val="720"/></w:trPr><w:tc><w:tcPr><w:tcW w:w="1039" w:type="dxa"/><w:vMerge/><w:tcBorders><w:top w:val="nil"/><w:left w:val="single" w:sz="4" w:space="0" w:color="000000"/><w:bottom w:val="nil"/><w:right w:val="single" w:sz="4" w:space="0" w:color="000000"/></w:tcBorders><w:vAlign w:val="center"/></w:tcPr><w:p><w:pPr><w:jc w:val="center"/><w:rPr><w:color w:val="000000"/><w:lang w:eastAsia="zh-TW"/></w:rPr></w:pPr></w:p></w:tc><w:tc><w:tcPr><w:tcW w:w="2076" w:type="dxa"/><w:gridSpan w:val="2"/><w:tcBorders><w:top w:val="single" w:sz="4" w:space="0" w:color="000000"/><w:left w:val="single" w:sz="4" w:space="0" w:color="000000"/><w:bottom w:val="nil"/><w:right w:val="single" w:sz="4" w:space="0" w:color="000000"/></w:tcBorders><w:vAlign w:val="center"/></w:tcPr><w:p><w:pPr><w:spacing w:line="292" w:lineRule="atLeast"/><w:jc w:val="distribute"/><w:rPr><w:color w:val="000000"/></w:rPr></w:pPr><w:r><w:rPr><w:rFonts w:hint="eastAsia"/><w:color w:val="000000"/></w:rPr><w:t>氏　　　名</w:t></w:r></w:p></w:tc><w:tc><w:tcPr><w:tcW w:w="6749" w:type="dxa"/><w:gridSpan w:val="5"/><w:tcBorders><w:top w:val="single" w:sz="4" w:space="0" w:color="000000"/><w:left w:val="single" w:sz="4" w:space="0" w:color="000000"/><w:bottom w:val="nil"/><w:right w:val="single" w:sz="4" w:space="0" w:color="000000"/></w:tcBorders><w:vAlign w:val="center"/></w:tcPr><w:p><w:pPr><w:spacing w:line="292" w:lineRule="atLeast"/><w:rPr><w:color w:val="000000"/></w:rPr></w:pPr><w:r><w:t xml:space="preserve">{{ownerName}}</w:t></w:r></w:p></w:tc></w:tr><w:tr><w:tblPrEx><w:tblCellMar><w:top w:w="0" w:type="dxa"/><w:bottom w:w="0" w:type="dxa"/></w:tblCellMar></w:tblPrEx><w:trPr><w:trHeight w:val="720"/></w:trPr><w:tc><w:tcPr><w:tcW w:w="3115" w:type="dxa"/><w:gridSpan w:val="3"/><w:tcBorders><w:top w:val="single" w:sz="4" w:space="0" w:color="000000"/><w:left w:val="single" w:sz="4" w:space="0" w:color="000000"/><w:bottom w:val="nil"/><w:right w:val="single" w:sz="4" w:space="0" w:color="000000"/></w:tcBorders><w:vAlign w:val="center"/></w:tcPr><w:p><w:pPr><w:spacing w:line="292" w:lineRule="atLeast"/><w:jc w:val="distribute"/><w:rPr><w:color w:val="000000"/></w:rPr></w:pPr><w:r><w:rPr><w:rFonts w:hint="eastAsia"/><w:color w:val="000000"/></w:rPr><w:t>設置場所</w:t></w:r></w:p></w:tc><w:tc><w:tcPr><w:tcW w:w="6749" w:type="dxa"/><w:gridSpan w:val="5"/><w:tcBorders><w:top w:val="single" w:sz="4" w:space="0" w:color="000000"/><w:left w:val="single" w:sz="4" w:space="0" w:color="000000"/><w:bottom w:val="nil"/><w:right w:val="single" w:sz="4" w:space="0" w:color="000000"/></w:tcBorders><w:vAlign w:val="center"/></w:tcPr><w:p><w:pPr><w:spacing w:line="292" w:lineRule="atLeast"/><w:rPr><w:color w:val="000000"/></w:rPr></w:pPr><w:r><w:t xml:space="preserve">{{facilityLocation}}</w:t></w:r></w:p></w:tc></w:tr><w:tr><w:tblPrEx><w:tblCellMar><w:top w:w="0" w:type="dxa"/><w:bottom w:w="0" w:type="dxa"/></w:tblCellMar></w:tblPrEx><w:trPr><w:trHeight w:val="720"/></w:trPr><w:tc><w:tcPr><w:tcW w:w="3115" w:type="dxa"/><w:gridSpan w:val="3"/><w:tcBorders><w:top w:val="single" w:sz="4" w:space="0" w:color="000000"/><w:left w:val="single" w:sz="4" w:space="0" w:color="000000"/><w:bottom w:val="nil"/><w:right w:val="single" w:sz="4" w:space="0" w:color="000000"/></w:tcBorders><w:vAlign w:val="center"/></w:tcPr><w:p><w:pPr><w:spacing w:line="292" w:lineRule="atLeast"/><w:jc w:val="distribute"/><w:rPr><w:color w:val="000000"/></w:rPr></w:pPr><w:r><w:rPr><w:rFonts w:hint="eastAsia"/><w:color w:val="000000"/></w:rPr><w:t>設置の許可年月日</w:t></w:r></w:p><w:p><w:pPr><w:spacing w:line="292" w:lineRule="atLeast"/><w:jc w:val="distribute"/><w:rPr><w:color w:val="000000"/></w:rPr></w:pPr><w:r><w:rPr><w:rFonts w:hint="eastAsia"/><w:color w:val="000000"/></w:rPr><w:t>及び許可番号</w:t></w:r></w:p></w:tc><w:tc><w:tcPr><w:tcW w:w="6749" w:type="dxa"/><w:gridSpan w:val="5"/><w:tcBorders><w:top w:val="single" w:sz="4" w:space="0" w:color="000000"/><w:left w:val="single" w:sz="4" w:space="0" w:color="000000"/><w:bottom w:val="nil"/><w:right w:val="single" w:sz="4" w:space="0" w:color="000000"/></w:tcBorders><w:vAlign w:val="center"/></w:tcPr><w:p><w:pPr><w:spacing w:line="292" w:lineRule="atLeast"/><w:rPr><w:color w:val="000000"/></w:rPr></w:pPr><w:r><w:rPr><w:rFonts w:hint="eastAsia"/><w:color w:val="000000"/></w:rPr><w:t xml:space="preserve">{{permitInfo}}</w:t></w:r><w:r><w:rPr><w:color w:val="000000"/></w:rPr><w:t xml:space="preserve"></w:t></w:r><w:r><w:rPr><w:rFonts w:hint="eastAsia"/><w:color w:val="000000"/></w:rPr><w:t xml:space="preserve"></w:t></w:r><w:r><w:rPr><w:color w:val="000000"/></w:rPr><w:t xml:space="preserve"></w:t></w:r><w:r><w:rPr><w:rFonts w:hint="eastAsia"/><w:color w:val="000000"/></w:rPr><w:t xml:space="preserve"></w:t></w:r><w:r><w:rPr><w:color w:val="000000"/></w:rPr><w:t xml:space="preserve"></w:t></w:r><w:r><w:rPr><w:rFonts w:hint="eastAsia"/><w:color w:val="000000"/></w:rPr><w:t xml:space="preserve"></w:t></w:r><w:r><w:rPr><w:color w:val="000000"/></w:rPr><w:t xml:space="preserve"></w:t></w:r><w:r><w:rPr><w:rFonts w:hint="eastAsia"/><w:color w:val="000000"/></w:rPr><w:t xml:space="preserve"></w:t></w:r><w:r><w:rPr><w:color w:val="000000"/></w:rPr><w:t xml:space="preserve"></w:t></w:r><w:r><w:rPr><w:rFonts w:hint="eastAsia"/><w:color w:val="000000"/></w:rPr><w:t xml:space="preserve"></w:t></w:r><w:r><w:rPr><w:color w:val="000000"/></w:rPr><w:t xml:space="preserve"></w:t></w:r><w:r><w:rPr><w:rFonts w:hint="eastAsia"/><w:color w:val="000000"/></w:rPr><w:t xml:space="preserve"></w:t></w:r></w:p></w:tc></w:tr><w:tr><w:tblPrEx><w:tblCellMar><w:top w:w="0" w:type="dxa"/><w:bottom w:w="0" w:type="dxa"/></w:tblCellMar></w:tblPrEx><w:trPr><w:trHeight w:val="720"/></w:trPr><w:tc><w:tcPr><w:tcW w:w="3115" w:type="dxa"/><w:gridSpan w:val="3"/><w:tcBorders><w:top w:val="single" w:sz="4" w:space="0" w:color="000000"/><w:left w:val="single" w:sz="4" w:space="0" w:color="000000"/><w:bottom w:val="nil"/><w:right w:val="single" w:sz="4" w:space="0" w:color="000000"/></w:tcBorders><w:vAlign w:val="center"/></w:tcPr><w:p><w:pPr><w:spacing w:line="292" w:lineRule="atLeast"/><w:jc w:val="distribute"/><w:rPr><w:color w:val="000000"/></w:rPr></w:pPr><w:r><w:rPr><w:rFonts w:hint="eastAsia"/><w:color w:val="000000"/></w:rPr><w:t>製造所等の別</w:t></w:r></w:p></w:tc><w:tc><w:tcPr><w:tcW w:w="2077" w:type="dxa"/><w:tcBorders><w:top w:val="single" w:sz="4" w:space="0" w:color="000000"/><w:left w:val="single" w:sz="4" w:space="0" w:color="000000"/><w:bottom w:val="nil"/><w:right w:val="single" w:sz="4" w:space="0" w:color="000000"/></w:tcBorders><w:vAlign w:val="center"/></w:tcPr><w:p><w:pPr><w:spacing w:line="292" w:lineRule="atLeast"/><w:rPr><w:color w:val="000000"/></w:rPr></w:pPr><w:r><w:t xml:space="preserve">{{facilityKind}}</w:t></w:r></w:p></w:tc><w:tc><w:tcPr><w:tcW w:w="1817" w:type="dxa"/><w:tcBorders><w:top w:val="single" w:sz="4" w:space="0" w:color="000000"/><w:left w:val="single" w:sz="4" w:space="0" w:color="000000"/><w:bottom w:val="nil"/><w:right w:val="single" w:sz="4" w:space="0" w:color="000000"/></w:tcBorders><w:vAlign w:val="center"/></w:tcPr><w:p><w:pPr><w:spacing w:line="292" w:lineRule="atLeast"/><w:jc w:val="distribute"/><w:rPr><w:color w:val="000000"/></w:rPr></w:pPr><w:r><w:rPr><w:rFonts w:hint="eastAsia"/><w:color w:val="000000"/></w:rPr><w:t>貯蔵所又は取</w:t></w:r></w:p><w:p><w:pPr><w:spacing w:line="292" w:lineRule="atLeast"/><w:jc w:val="distribute"/><w:rPr><w:color w:val="000000"/></w:rPr></w:pPr><w:r><w:rPr><w:rFonts w:hint="eastAsia"/><w:color w:val="000000"/></w:rPr><w:t>扱所の区分</w:t></w:r></w:p></w:tc><w:tc><w:tcPr><w:tcW w:w="2855" w:type="dxa"/><w:gridSpan w:val="3"/><w:tcBorders><w:top w:val="single" w:sz="4" w:space="0" w:color="000000"/><w:left w:val="single" w:sz="4" w:space="0" w:color="000000"/><w:bottom w:val="nil"/><w:right w:val="single" w:sz="4" w:space="0" w:color="000000"/></w:tcBorders><w:vAlign w:val="center"/></w:tcPr><w:p><w:pPr><w:spacing w:line="292" w:lineRule="atLeast"/><w:rPr><w:color w:val="000000"/></w:rPr></w:pPr><w:r><w:t xml:space="preserve">{{facilityCategory}}</w:t></w:r></w:p></w:tc></w:tr><w:tr><w:tblPrEx><w:tblCellMar><w:top w:w="0" w:type="dxa"/><w:bottom w:w="0" w:type="dxa"/></w:tblCellMar></w:tblPrEx><w:trPr><w:cantSplit/><w:trHeight w:val="945"/></w:trPr><w:tc><w:tcPr><w:tcW w:w="1817" w:type="dxa"/><w:gridSpan w:val="2"/><w:vMerge w:val="restart"/><w:tcBorders><w:top w:val="single" w:sz="4" w:space="0" w:color="000000"/><w:left w:val="single" w:sz="4" w:space="0" w:color="000000"/><w:bottom w:val="nil"/><w:right w:val="single" w:sz="4" w:space="0" w:color="000000"/></w:tcBorders><w:vAlign w:val="center"/></w:tcPr><w:p><w:pPr><w:spacing w:line="292" w:lineRule="atLeast"/><w:jc w:val="distribute"/><w:rPr><w:color w:val="000000"/></w:rPr></w:pPr><w:r><w:rPr><w:rFonts w:hint="eastAsia"/><w:color w:val="000000"/></w:rPr><w:t>危険物の類、品名（指定数量）、最大数量</w:t></w:r></w:p></w:tc><w:tc><w:tcPr><w:tcW w:w="1298" w:type="dxa"/><w:tcBorders><w:top w:val="single" w:sz="4" w:space="0" w:color="000000"/><w:left w:val="single" w:sz="4" w:space="0" w:color="000000"/><w:bottom w:val="nil"/><w:right w:val="single" w:sz="4" w:space="0" w:color="000000"/></w:tcBorders><w:vAlign w:val="center"/></w:tcPr><w:p><w:pPr><w:spacing w:line="292" w:lineRule="atLeast"/><w:jc w:val="distribute"/><w:rPr><w:color w:val="000000"/></w:rPr></w:pPr><w:r><w:rPr><w:rFonts w:hint="eastAsia"/><w:color w:val="000000"/></w:rPr><w:t>変</w:t></w:r><w:r><w:rPr><w:color w:val="000000"/></w:rPr><w:t xml:space="preserve"> </w:t></w:r><w:r><w:rPr><w:rFonts w:hint="eastAsia"/><w:color w:val="000000"/></w:rPr><w:t>更</w:t></w:r><w:r><w:rPr><w:color w:val="000000"/></w:rPr><w:t xml:space="preserve"> </w:t></w:r><w:r><w:rPr><w:rFonts w:hint="eastAsia"/><w:color w:val="000000"/></w:rPr><w:t>前</w:t></w:r></w:p></w:tc><w:tc><w:tcPr><w:tcW w:w="4153" w:type="dxa"/><w:gridSpan w:val="3"/><w:tcBorders><w:top w:val="single" w:sz="4" w:space="0" w:color="000000"/><w:left w:val="single" w:sz="4" w:space="0" w:color="000000"/><w:bottom w:val="nil"/><w:right w:val="single" w:sz="4" w:space="0" w:color="000000"/></w:tcBorders><w:vAlign w:val="center"/></w:tcPr><w:p><w:pPr><w:spacing w:line="292" w:lineRule="atLeast"/><w:rPr><w:color w:val="000000"/></w:rPr></w:pPr><w:r><w:t xml:space="preserve">{{hazmatClassAndNameBefore}}</w:t></w:r></w:p></w:tc><w:tc><w:tcPr><w:tcW w:w="992" w:type="dxa"/><w:vMerge w:val="restart"/><w:tcBorders><w:top w:val="single" w:sz="4" w:space="0" w:color="000000"/><w:left w:val="single" w:sz="4" w:space="0" w:color="000000"/><w:bottom w:val="nil"/><w:right w:val="single" w:sz="4" w:space="0" w:color="000000"/></w:tcBorders><w:vAlign w:val="center"/></w:tcPr><w:p><w:pPr><w:spacing w:line="292" w:lineRule="atLeast"/><w:rPr><w:color w:val="000000"/></w:rPr></w:pPr><w:r><w:rPr><w:rFonts w:hint="eastAsia"/><w:color w:val="000000"/></w:rPr><w:t>指定数</w:t></w:r></w:p><w:p><w:pPr><w:spacing w:line="292" w:lineRule="atLeast"/><w:rPr><w:color w:val="000000"/></w:rPr></w:pPr><w:r><w:rPr><w:rFonts w:hint="eastAsia"/><w:color w:val="000000"/></w:rPr><w:t>量の倍</w:t></w:r></w:p><w:p><w:pPr><w:spacing w:line="292" w:lineRule="atLeast"/><w:rPr><w:color w:val="000000"/></w:rPr></w:pPr><w:r><w:rPr><w:rFonts w:hint="eastAsia"/><w:color w:val="000000"/></w:rPr><w:t>数</w:t></w:r></w:p></w:tc><w:tc><w:tcPr><w:tcW w:w="1604" w:type="dxa"/><w:tcBorders><w:top w:val="single" w:sz="4" w:space="0" w:color="000000"/><w:left w:val="single" w:sz="4" w:space="0" w:color="000000"/><w:bottom w:val="nil"/><w:right w:val="single" w:sz="4" w:space="0" w:color="000000"/></w:tcBorders><w:vAlign w:val="center"/></w:tcPr><w:p><w:pPr><w:spacing w:line="292" w:lineRule="atLeast"/><w:rPr><w:color w:val="000000"/></w:rPr></w:pPr><w:r><w:t xml:space="preserve">{{designatedQuantityMultipleBefore}}</w:t></w:r></w:p></w:tc></w:tr><w:tr><w:tblPrEx><w:tblCellMar><w:top w:w="0" w:type="dxa"/><w:bottom w:w="0" w:type="dxa"/></w:tblCellMar></w:tblPrEx><w:trPr><w:cantSplit/><w:trHeight w:val="945"/></w:trPr><w:tc><w:tcPr><w:tcW w:w="1817" w:type="dxa"/><w:gridSpan w:val="2"/><w:vMerge/><w:tcBorders><w:top w:val="nil"/><w:left w:val="single" w:sz="4" w:space="0" w:color="000000"/><w:bottom w:val="nil"/><w:right w:val="single" w:sz="4" w:space="0" w:color="000000"/></w:tcBorders><w:vAlign w:val="center"/></w:tcPr><w:p><w:pPr><w:jc w:val="distribute"/><w:rPr><w:color w:val="000000"/></w:rPr></w:pPr></w:p></w:tc><w:tc><w:tcPr><w:tcW w:w="1298" w:type="dxa"/><w:tcBorders><w:top w:val="single" w:sz="4" w:space="0" w:color="000000"/><w:left w:val="single" w:sz="4" w:space="0" w:color="000000"/><w:bottom w:val="nil"/><w:right w:val="single" w:sz="4" w:space="0" w:color="000000"/></w:tcBorders><w:vAlign w:val="center"/></w:tcPr><w:p><w:pPr><w:spacing w:line="292" w:lineRule="atLeast"/><w:jc w:val="distribute"/><w:rPr><w:color w:val="000000"/></w:rPr></w:pPr><w:r><w:rPr><w:rFonts w:hint="eastAsia"/><w:color w:val="000000"/></w:rPr><w:t>変</w:t></w:r><w:r><w:rPr><w:color w:val="000000"/></w:rPr><w:t xml:space="preserve"> </w:t></w:r><w:r><w:rPr><w:rFonts w:hint="eastAsia"/><w:color w:val="000000"/></w:rPr><w:t>更</w:t></w:r><w:r><w:rPr><w:color w:val="000000"/></w:rPr><w:t xml:space="preserve"> </w:t></w:r><w:r><w:rPr><w:rFonts w:hint="eastAsia"/><w:color w:val="000000"/></w:rPr><w:t>後</w:t></w:r></w:p></w:tc><w:tc><w:tcPr><w:tcW w:w="4153" w:type="dxa"/><w:gridSpan w:val="3"/><w:tcBorders><w:top w:val="single" w:sz="4" w:space="0" w:color="000000"/><w:left w:val="single" w:sz="4" w:space="0" w:color="000000"/><w:bottom w:val="nil"/><w:right w:val="single" w:sz="4" w:space="0" w:color="000000"/></w:tcBorders><w:vAlign w:val="center"/></w:tcPr><w:p><w:pPr><w:spacing w:line="292" w:lineRule="atLeast"/><w:rPr><w:color w:val="000000"/></w:rPr></w:pPr><w:r><w:t xml:space="preserve">{{hazmatClassAndNameAfter}}</w:t></w:r></w:p></w:tc><w:tc><w:tcPr><w:tcW w:w="992" w:type="dxa"/><w:vMerge/><w:tcBorders><w:top w:val="nil"/><w:left w:val="single" w:sz="4" w:space="0" w:color="000000"/><w:bottom w:val="nil"/><w:right w:val="single" w:sz="4" w:space="0" w:color="000000"/></w:tcBorders><w:vAlign w:val="center"/></w:tcPr><w:p><w:pPr><w:jc w:val="distribute"/><w:rPr><w:color w:val="000000"/></w:rPr></w:pPr><w:r><w:t xml:space="preserve">{{afterColumn4}}</w:t></w:r></w:p></w:tc><w:tc><w:tcPr><w:tcW w:w="1604" w:type="dxa"/><w:tcBorders><w:top w:val="single" w:sz="4" w:space="0" w:color="000000"/><w:left w:val="single" w:sz="4" w:space="0" w:color="000000"/><w:bottom w:val="nil"/><w:right w:val="single" w:sz="4" w:space="0" w:color="000000"/></w:tcBorders><w:vAlign w:val="center"/></w:tcPr><w:p><w:pPr><w:spacing w:line="292" w:lineRule="atLeast"/><w:rPr><w:color w:val="000000"/></w:rPr></w:pPr><w:r><w:t xml:space="preserve">{{designatedQuantityMultipleAfter}}</w:t></w:r></w:p></w:tc></w:tr><w:tr><w:tblPrEx><w:tblCellMar><w:top w:w="0" w:type="dxa"/><w:bottom w:w="0" w:type="dxa"/></w:tblCellMar></w:tblPrEx><w:trPr><w:trHeight w:val="720"/></w:trPr><w:tc><w:tcPr><w:tcW w:w="3115" w:type="dxa"/><w:gridSpan w:val="3"/><w:tcBorders><w:top w:val="single" w:sz="4" w:space="0" w:color="000000"/><w:left w:val="single" w:sz="4" w:space="0" w:color="000000"/><w:bottom w:val="nil"/><w:right w:val="single" w:sz="4" w:space="0" w:color="000000"/></w:tcBorders><w:vAlign w:val="center"/></w:tcPr><w:p><w:pPr><w:spacing w:line="292" w:lineRule="atLeast"/><w:jc w:val="distribute"/><w:rPr><w:color w:val="000000"/></w:rPr></w:pPr><w:r><w:rPr><w:rFonts w:hint="eastAsia"/><w:color w:val="000000"/></w:rPr><w:t>変</w:t></w:r><w:r><w:rPr><w:color w:val="000000"/></w:rPr><w:t xml:space="preserve"> </w:t></w:r><w:r><w:rPr><w:rFonts w:hint="eastAsia"/><w:color w:val="000000"/></w:rPr><w:t>更</w:t></w:r><w:r><w:rPr><w:color w:val="000000"/></w:rPr><w:t xml:space="preserve"> </w:t></w:r><w:r><w:rPr><w:rFonts w:hint="eastAsia"/><w:color w:val="000000"/></w:rPr><w:t>予</w:t></w:r><w:r><w:rPr><w:color w:val="000000"/></w:rPr><w:t xml:space="preserve"> </w:t></w:r><w:r><w:rPr><w:rFonts w:hint="eastAsia"/><w:color w:val="000000"/></w:rPr><w:t>定</w:t></w:r><w:r><w:rPr><w:color w:val="000000"/></w:rPr><w:t xml:space="preserve"> </w:t></w:r><w:r><w:rPr><w:rFonts w:hint="eastAsia"/><w:color w:val="000000"/></w:rPr><w:t>期</w:t></w:r><w:r><w:rPr><w:color w:val="000000"/></w:rPr><w:t xml:space="preserve"> </w:t></w:r><w:r><w:rPr><w:rFonts w:hint="eastAsia"/><w:color w:val="000000"/></w:rPr><w:t>日</w:t></w:r></w:p></w:tc><w:tc><w:tcPr><w:tcW w:w="6749" w:type="dxa"/><w:gridSpan w:val="5"/><w:tcBorders><w:top w:val="single" w:sz="4" w:space="0" w:color="000000"/><w:left w:val="single" w:sz="4" w:space="0" w:color="000000"/><w:bottom w:val="nil"/><w:right w:val="single" w:sz="4" w:space="0" w:color="000000"/></w:tcBorders><w:vAlign w:val="center"/></w:tcPr><w:p><w:pPr><w:spacing w:line="292" w:lineRule="atLeast"/><w:rPr><w:color w:val="000000"/></w:rPr></w:pPr><w:r><w:t xml:space="preserve">{{changeDate}}</w:t></w:r></w:p></w:tc></w:tr><w:tr><w:tblPrEx><w:tblCellMar><w:top w:w="0" w:type="dxa"/><w:bottom w:w="0" w:type="dxa"/></w:tblCellMar></w:tblPrEx><w:trPr><w:trHeight w:val="588"/></w:trPr><w:tc><w:tcPr><w:tcW w:w="3115" w:type="dxa"/><w:gridSpan w:val="3"/><w:tcBorders><w:top w:val="double" w:sz="4" w:space="0" w:color="000000"/><w:left w:val="single" w:sz="4" w:space="0" w:color="000000"/><w:bottom w:val="nil"/><w:right w:val="single" w:sz="4" w:space="0" w:color="000000"/></w:tcBorders><w:vAlign w:val="center"/></w:tcPr><w:p><w:pPr><w:spacing w:line="292" w:lineRule="atLeast"/><w:jc w:val="center"/><w:rPr><w:color w:val="000000"/></w:rPr></w:pPr><w:r><w:rPr><w:rFonts w:hint="eastAsia"/><w:color w:val="000000"/></w:rPr><w:t>※　受　　付　　欄</w:t></w:r></w:p></w:tc><w:tc><w:tcPr><w:tcW w:w="6749" w:type="dxa"/><w:gridSpan w:val="5"/><w:tcBorders><w:top w:val="double" w:sz="4" w:space="0" w:color="000000"/><w:left w:val="single" w:sz="4" w:space="0" w:color="000000"/><w:bottom w:val="nil"/><w:right w:val="single" w:sz="4" w:space="0" w:color="000000"/></w:tcBorders><w:vAlign w:val="center"/></w:tcPr><w:p><w:pPr><w:spacing w:line="292" w:lineRule="atLeast"/><w:jc w:val="center"/><w:rPr><w:color w:val="000000"/><w:lang w:eastAsia="zh-TW"/></w:rPr></w:pPr><w:r><w:rPr><w:rFonts w:hint="eastAsia"/><w:color w:val="000000"/><w:lang w:eastAsia="zh-TW"/></w:rPr><w:t xml:space="preserve">※　　経　　　　</w:t></w:r><w:r><w:rPr><w:color w:val="000000"/><w:lang w:eastAsia="zh-TW"/></w:rPr><w:t xml:space="preserve">  </w:t></w:r><w:r><w:rPr><w:rFonts w:hint="eastAsia"/><w:color w:val="000000"/><w:lang w:eastAsia="zh-TW"/></w:rPr><w:t xml:space="preserve">　過　　　　　　　欄</w:t></w:r></w:p></w:tc></w:tr><w:tr><w:tblPrEx><w:tblCellMar><w:top w:w="0" w:type="dxa"/><w:bottom w:w="0" w:type="dxa"/></w:tblCellMar></w:tblPrEx><w:trPr><w:trHeight w:val="1865"/></w:trPr><w:tc><w:tcPr><w:tcW w:w="3115" w:type="dxa"/><w:gridSpan w:val="3"/><w:tcBorders><w:top w:val="single" w:sz="4" w:space="0" w:color="000000"/><w:left w:val="single" w:sz="4" w:space="0" w:color="000000"/><w:bottom w:val="single" w:sz="4" w:space="0" w:color="000000"/><w:right w:val="single" w:sz="4" w:space="0" w:color="000000"/></w:tcBorders></w:tcPr><w:p><w:pPr><w:spacing w:line="292" w:lineRule="atLeast"/><w:rPr><w:color w:val="000000"/><w:lang w:eastAsia="zh-TW"/></w:rPr></w:pPr><w:r><w:t xml:space="preserve">{{officialUseReceipt}}</w:t></w:r></w:p></w:tc><w:tc><w:tcPr><w:tcW w:w="6749" w:type="dxa"/><w:gridSpan w:val="5"/><w:tcBorders><w:top w:val="single" w:sz="4" w:space="0" w:color="000000"/><w:left w:val="single" w:sz="4" w:space="0" w:color="000000"/><w:bottom w:val="single" w:sz="4" w:space="0" w:color="000000"/><w:right w:val="single" w:sz="4" w:space="0" w:color="000000"/></w:tcBorders></w:tcPr><w:p><w:pPr><w:spacing w:line="292" w:lineRule="atLeast"/><w:rPr><w:color w:val="000000"/><w:lang w:eastAsia="zh-TW"/></w:rPr></w:pPr><w:r><w:t xml:space="preserve">{{officialUseProgress}}</w:t></w:r></w:p></w:tc></w:tr></w:tbl><w:p><w:pPr><w:ind w:left="1494" w:rightChars="110" w:right="282" w:hangingChars="582" w:hanging="1494"/><w:rPr><w:color w:val="000000"/></w:rPr></w:pPr><w:r><w:rPr><w:color w:val="000000"/><w:lang w:eastAsia="zh-TW"/></w:rPr><w:t xml:space="preserve"> </w:t></w:r><w:r><w:rPr><w:rFonts w:hint="eastAsia"/><w:color w:val="000000"/><w:lang w:eastAsia="zh-TW"/></w:rPr><w:t xml:space="preserve">　　</w:t></w:r><w:r><w:rPr><w:rFonts w:hint="eastAsia"/><w:color w:val="000000"/></w:rPr><w:t>備考</w:t></w:r><w:r><w:rPr><w:color w:val="000000"/></w:rPr><w:t xml:space="preserve"> </w:t></w:r><w:r><w:rPr><w:rFonts w:hint="eastAsia"/><w:color w:val="000000"/></w:rPr><w:t xml:space="preserve">１ </w:t></w:r><w:r><w:rPr><w:rFonts w:hint="eastAsia"/><w:color w:val="000000"/></w:rPr><w:t>この用紙の大きさは、日本</w:t></w:r><w:r><w:rPr><w:rFonts w:hint="eastAsia"/><w:color w:val="000000"/></w:rPr><w:t>産</w:t></w:r><w:r><w:rPr><w:rFonts w:hint="eastAsia"/><w:color w:val="000000"/></w:rPr><w:t>業規格Ａ４とすること。</w:t></w:r></w:p><w:p><w:pPr><w:ind w:leftChars="501" w:left="1491" w:rightChars="110" w:right="282" w:hangingChars="80" w:hanging="205"/><w:rPr><w:color w:val="000000"/></w:rPr></w:pPr><w:r><w:rPr><w:rFonts w:hint="eastAsia"/><w:color w:val="000000"/></w:rPr><w:t>２</w:t></w:r><w:r><w:rPr><w:color w:val="000000"/></w:rPr><w:t xml:space="preserve"> </w:t></w:r><w:r><w:rPr><w:rFonts w:hint="eastAsia"/><w:color w:val="000000"/></w:rPr><w:t>法人に</w:t></w:r><w:r><w:rPr><w:rFonts w:hint="eastAsia"/><w:color w:val="000000"/></w:rPr><w:t>あ</w:t></w:r><w:r><w:rPr><w:rFonts w:hint="eastAsia"/><w:color w:val="000000"/></w:rPr><w:t>つ</w:t></w:r><w:r><w:rPr><w:rFonts w:hint="eastAsia"/><w:color w:val="000000"/></w:rPr><w:t>て</w:t></w:r><w:r><w:rPr><w:rFonts w:hint="eastAsia"/><w:color w:val="000000"/></w:rPr><w:t>は</w:t></w:r><w:r><w:rPr><w:rFonts w:hint="eastAsia"/><w:color w:val="000000"/></w:rPr><w:t>、その名称、代表者氏名及び主たる事務所の所在地を記入すること。</w:t></w:r></w:p><w:p><w:pPr><w:ind w:leftChars="501" w:left="1491" w:rightChars="110" w:right="282" w:hangingChars="80" w:hanging="205"/><w:rPr><w:color w:val="000000"/></w:rPr></w:pPr><w:r><w:rPr><w:rFonts w:hint="eastAsia"/><w:color w:val="000000"/></w:rPr><w:t>３</w:t></w:r><w:r><w:rPr><w:color w:val="000000"/></w:rPr><w:t xml:space="preserve"> </w:t></w:r><w:r><w:rPr><w:rFonts w:hint="eastAsia"/><w:color w:val="000000"/></w:rPr><w:t>品名（指定数量）の記載については、当該危険物の指定数量が品名の記載のみでは明確でない場合に（　）内に該当する指定数量を記載すること。</w:t></w:r></w:p><w:p><w:pPr><w:ind w:leftChars="501" w:left="1491" w:rightChars="110" w:right="282" w:hangingChars="80" w:hanging="205"/><w:rPr><w:color w:val="000000"/></w:rPr></w:pPr><w:r><w:rPr><w:rFonts w:hint="eastAsia"/><w:color w:val="000000"/></w:rPr><w:t>４</w:t></w:r><w:r><w:rPr><w:color w:val="000000"/></w:rPr><w:t xml:space="preserve"> </w:t></w:r><w:r><w:rPr><w:rFonts w:hint="eastAsia"/><w:color w:val="000000"/></w:rPr><w:t>※印の欄は、記入しないこと。</w:t></w:r></w:p><w:sectPr><w:pgSz w:w="11906" w:h="16838"/><w:pgMar w:top="1304" w:right="566" w:bottom="850" w:left="566" w:header="720" w:footer="720" w:gutter="0"/><w:cols w:space="720"/><w:noEndnote/><w:docGrid w:type="linesAndChars" w:linePitch="293" w:charSpace="9570"/></w:sectPr></w:body></w:document>
+<file path=word/document.xml><?xml version="1.0" encoding="utf-8"?>
+<w:document xmlns:wpc="http://schemas.microsoft.com/office/word/2010/wordprocessingCanvas" xmlns:cx="http://schemas.microsoft.com/office/drawing/2014/chartex" xmlns:cx1="http://schemas.microsoft.com/office/drawing/2015/9/8/chartex" xmlns:cx2="http://schemas.microsoft.com/office/drawing/2015/10/21/chartex" xmlns:cx3="http://schemas.microsoft.com/office/drawing/2016/5/9/chartex" xmlns:cx4="http://schemas.microsoft.com/office/drawing/2016/5/10/chartex" xmlns:cx5="http://schemas.microsoft.com/office/drawing/2016/5/11/chartex" xmlns:cx6="http://schemas.microsoft.com/office/drawing/2016/5/12/chartex" xmlns:cx7="http://schemas.microsoft.com/office/drawing/2016/5/13/chartex" xmlns:cx8="http://schemas.microsoft.com/office/drawing/2016/5/14/chartex" xmlns:mc="http://schemas.openxmlformats.org/markup-compatibility/2006" xmlns:aink="http://schemas.microsoft.com/office/drawing/2016/ink" xmlns:am3d="http://schemas.microsoft.com/office/drawing/2017/model3d" xmlns:o="urn:schemas-microsoft-com:office:office" xmlns:oel="http://schemas.microsoft.com/office/2019/extlst" xmlns:r="http://schemas.openxmlformats.org/officeDocument/2006/relationships" xmlns:m="http://schemas.openxmlformats.org/officeDocument/2006/math" xmlns:v="urn:schemas-microsoft-com:vml" xmlns:wp14="http://schemas.microsoft.com/office/word/2010/wordprocessingDrawing" xmlns:wp="http://schemas.openxmlformats.org/drawingml/2006/wordprocessingDrawing" xmlns:w10="urn:schemas-microsoft-com:office:word" xmlns:w="http://schemas.openxmlformats.org/wordprocessingml/2006/main" xmlns:w14="http://schemas.microsoft.com/office/word/2010/wordml" xmlns:w15="http://schemas.microsoft.com/office/word/2012/wordml" xmlns:w16cex="http://schemas.microsoft.com/office/word/2018/wordml/cex" xmlns:w16cid="http://schemas.microsoft.com/office/word/2016/wordml/cid" xmlns:w16="http://schemas.microsoft.com/office/word/2018/wordml" xmlns:w16du="http://schemas.microsoft.com/office/word/2023/wordml/word16du" xmlns:w16sdtdh="http://schemas.microsoft.com/office/word/2020/wordml/sdtdatahash" xmlns:w16sdtfl="http://schemas.microsoft.com/office/word/2024/wordml/sdtformatlock" xmlns:w16se="http://schemas.microsoft.com/office/word/2015/wordml/symex" xmlns:wpg="http://schemas.microsoft.com/office/word/2010/wordprocessingGroup" xmlns:wpi="http://schemas.microsoft.com/office/word/2010/wordprocessingInk" xmlns:wne="http://schemas.microsoft.com/office/word/2006/wordml" xmlns:wps="http://schemas.microsoft.com/office/word/2010/wordprocessingShape" mc:Ignorable="w14 w15 w16se w16cid w16 w16cex w16sdtdh w16sdtfl w16du wp14">
+  <w:body>
+    <w:p>
+      <w:r>
+        <w:rPr>
+          <w:rFonts w:hint="eastAsia"/>
+          <w:color w:val="000000"/>
+        </w:rPr>
+        <w:t xml:space="preserve">　　</w:t>
+      </w:r>
+      <w:r>
+        <w:rPr>
+          <w:rFonts w:ascii="ＭＳ ゴシック" w:eastAsia="ＭＳ ゴシック" w:hint="eastAsia"/>
+          <w:b/>
+          <w:color w:val="000000"/>
+        </w:rPr>
+        <w:t>様式第</w:t>
+      </w:r>
+      <w:r>
+        <w:rPr>
+          <w:rFonts w:ascii="ＭＳ ゴシック" w:eastAsia="ＭＳ ゴシック" w:hint="eastAsia"/>
+          <w:b/>
+          <w:color w:val="000000"/>
+        </w:rPr>
+        <w:t>16</w:t>
+      </w:r>
+      <w:r>
+        <w:rPr>
+          <w:rFonts w:hint="eastAsia"/>
+          <w:color w:val="000000"/>
+        </w:rPr>
+        <w:t>（第</w:t>
+      </w:r>
+      <w:r>
+        <w:rPr>
+          <w:rFonts w:hint="eastAsia"/>
+          <w:color w:val="000000"/>
+        </w:rPr>
+        <w:t>7</w:t>
+      </w:r>
+      <w:r>
+        <w:rPr>
+          <w:rFonts w:hint="eastAsia"/>
+          <w:color w:val="000000"/>
+        </w:rPr>
+        <w:t>条の</w:t>
+      </w:r>
+      <w:r>
+        <w:rPr>
+          <w:rFonts w:hint="eastAsia"/>
+          <w:color w:val="000000"/>
+        </w:rPr>
+        <w:t>3</w:t>
+      </w:r>
+      <w:r>
+        <w:rPr>
+          <w:rFonts w:hint="eastAsia"/>
+          <w:color w:val="000000"/>
+        </w:rPr>
+        <w:t>関係）</w:t>
+      </w:r>
+    </w:p>
+    <w:p>
+      <w:pPr>
+        <w:ind w:rightChars="2702" w:right="6937" w:firstLineChars="1165" w:firstLine="2991"/>
+      </w:pPr>
+      <w:r>
+        <w:rPr>
+          <w:rFonts w:hint="eastAsia"/>
+          <w:color w:val="000000"/>
+        </w:rPr>
+        <w:t>製造所</w:t>
+      </w:r>
+    </w:p>
+    <w:p>
+      <w:pPr>
+        <w:jc w:val="center"/>
+      </w:pPr>
+      <w:r>
+        <w:rPr>
+          <w:rFonts w:hint="eastAsia"/>
+          <w:color w:val="000000"/>
+        </w:rPr>
+        <w:t>危険物貯蔵所品名､数量又は指定数量の倍数変更届出書</w:t>
+      </w:r>
+    </w:p>
+    <w:p>
+      <w:pPr>
+        <w:ind w:firstLineChars="1158" w:firstLine="2973"/>
+      </w:pPr>
+      <w:r>
+        <w:rPr>
+          <w:rFonts w:hint="eastAsia"/>
+          <w:color w:val="000000"/>
+        </w:rPr>
+        <w:t>取扱所</w:t>
+      </w:r>
+    </w:p>
+    <w:tbl>
+      <w:tblPr>
+        <w:tblW w:w="0" w:type="auto"/>
+        <w:tblInd w:w="700" w:type="dxa"/>
+        <w:tblBorders>
+          <w:top w:val="single" w:sz="4" w:space="0" w:color="auto"/>
+          <w:left w:val="single" w:sz="4" w:space="0" w:color="auto"/>
+          <w:bottom w:val="single" w:sz="4" w:space="0" w:color="auto"/>
+          <w:right w:val="single" w:sz="4" w:space="0" w:color="auto"/>
+          <w:insideH w:val="single" w:sz="4" w:space="0" w:color="auto"/>
+          <w:insideV w:val="single" w:sz="4" w:space="0" w:color="auto"/>
+        </w:tblBorders>
+        <w:tblLayout w:type="fixed"/>
+        <w:tblCellMar>
+          <w:left w:w="52" w:type="dxa"/>
+          <w:right w:w="52" w:type="dxa"/>
+        </w:tblCellMar>
+        <w:tblLook w:val="0000" w:firstRow="0" w:lastRow="0" w:firstColumn="0" w:lastColumn="0" w:noHBand="0" w:noVBand="0"/>
+      </w:tblPr>
+      <w:tblGrid>
+        <w:gridCol w:w="1039"/>
+        <w:gridCol w:w="778"/>
+        <w:gridCol w:w="1298"/>
+        <w:gridCol w:w="2077"/>
+        <w:gridCol w:w="1817"/>
+        <w:gridCol w:w="259"/>
+        <w:gridCol w:w="992"/>
+        <w:gridCol w:w="1604"/>
+      </w:tblGrid>
+      <w:tr>
+        <w:tblPrEx>
+          <w:tblCellMar>
+            <w:top w:w="0" w:type="dxa"/>
+            <w:bottom w:w="0" w:type="dxa"/>
+          </w:tblCellMar>
+        </w:tblPrEx>
+        <w:trPr>
+          <w:trHeight w:val="2635"/>
+        </w:trPr>
+        <w:tc>
+          <w:tcPr>
+            <w:tcW w:w="9864" w:type="dxa"/>
+            <w:gridSpan w:val="8"/>
+            <w:tcBorders>
+              <w:top w:val="single" w:sz="4" w:space="0" w:color="000000"/>
+              <w:left w:val="single" w:sz="4" w:space="0" w:color="000000"/>
+              <w:bottom w:val="nil"/>
+              <w:right w:val="single" w:sz="4" w:space="0" w:color="000000"/>
+            </w:tcBorders>
+          </w:tcPr>
+          <w:p>
+            <w:pPr>
+              <w:spacing w:line="292" w:lineRule="atLeast"/>
+              <w:rPr>
+                <w:color w:val="000000"/>
+              </w:rPr>
+            </w:pPr>
+          </w:p>
+          <w:p>
+            <w:pPr>
+              <w:spacing w:line="292" w:lineRule="atLeast"/>
+              <w:ind w:firstLineChars="497" w:firstLine="1276"/>
+              <w:rPr>
+                <w:color w:val="000000"/>
+              </w:rPr>
+            </w:pPr>
+            <w:r>
+              <w:rPr>
+                <w:color w:val="000000"/>
+              </w:rPr>
+              <w:t xml:space="preserve">　</w:t>
+            </w:r>
+            <w:r>
+              <w:rPr>
+                <w:rFonts w:hint="eastAsia"/>
+                <w:color w:val="000000"/>
+              </w:rPr>
+              <w:t xml:space="preserve">{{submitDate}}</w:t>
+            </w:r>
+          </w:p>
+          <w:p>
+            <w:pPr>
+              <w:spacing w:line="292" w:lineRule="atLeast"/>
+              <w:ind w:firstLineChars="100" w:firstLine="257"/>
+              <w:rPr>
+                <w:rFonts w:hint="eastAsia"/>
+                <w:color w:val="000000"/>
+              </w:rPr>
+            </w:pPr>
+            <w:r>
+              <w:rPr>
+                <w:rFonts w:hint="eastAsia"/>
+                <w:color w:val="000000"/>
+              </w:rPr>
+              <w:t xml:space="preserve">{{municipality}}　{{recipientTitle}}　殿</w:t>
+            </w:r>
+          </w:p>
+          <w:p>
+            <w:pPr>
+              <w:spacing w:line="292" w:lineRule="atLeast"/>
+              <w:rPr>
+                <w:color w:val="000000"/>
+              </w:rPr>
+            </w:pPr>
+          </w:p>
+          <w:p>
+            <w:pPr>
+              <w:spacing w:line="292" w:lineRule="atLeast"/>
+              <w:rPr>
+                <w:color w:val="000000"/>
+                <w:lang w:eastAsia="zh-TW"/>
+              </w:rPr>
+            </w:pPr>
+            <w:r>
+              <w:rPr>
+                <w:color w:val="000000"/>
+              </w:rPr>
+              <w:t xml:space="preserve">　</w:t>
+            </w:r>
+            <w:r>
+              <w:rPr>
+                <w:rFonts w:hint="eastAsia"/>
+                <w:color w:val="000000"/>
+                <w:lang w:eastAsia="zh-TW"/>
+              </w:rPr>
+              <w:t>届　出　者</w:t>
+            </w:r>
+          </w:p>
+          <w:p>
+            <w:pPr>
+              <w:spacing w:line="292" w:lineRule="atLeast"/>
+              <w:rPr>
+                <w:color w:val="000000"/>
+                <w:u w:val="single"/>
+                <w:lang w:eastAsia="zh-TW"/>
+              </w:rPr>
+            </w:pPr>
+            <w:r>
+              <w:rPr>
+                <w:color w:val="000000"/>
+                <w:lang w:eastAsia="zh-TW"/>
+              </w:rPr>
+              <w:t xml:space="preserve"> </w:t>
+            </w:r>
+            <w:r>
+              <w:rPr>
+                <w:rFonts w:hint="eastAsia"/>
+                <w:color w:val="000000"/>
+                <w:lang w:eastAsia="zh-TW"/>
+              </w:rPr>
+              <w:t xml:space="preserve">　　</w:t>
+            </w:r>
+            <w:r>
+              <w:rPr>
+                <w:rFonts w:hint="eastAsia"/>
+                <w:color w:val="000000"/>
+                <w:u w:val="single"/>
+                <w:lang w:eastAsia="zh-TW"/>
+              </w:rPr>
+              <w:t xml:space="preserve">住　所　{{submitterAddress}}　（電話　{{submitterPhone}}）</w:t>
+            </w:r>
+          </w:p>
+          <w:p>
+            <w:pPr>
+              <w:spacing w:line="292" w:lineRule="atLeast"/>
+              <w:rPr>
+                <w:color w:val="000000"/>
+                <w:u w:val="single"/>
+                <w:lang w:eastAsia="zh-TW"/>
+              </w:rPr>
+            </w:pPr>
+          </w:p>
+          <w:p>
+            <w:pPr>
+              <w:spacing w:line="292" w:lineRule="atLeast"/>
+              <w:rPr>
+                <w:color w:val="000000"/>
+                <w:u w:val="single"/>
+              </w:rPr>
+            </w:pPr>
+            <w:r>
+              <w:rPr>
+                <w:color w:val="000000"/>
+                <w:lang w:eastAsia="zh-TW"/>
+              </w:rPr>
+              <w:t xml:space="preserve"> </w:t>
+            </w:r>
+            <w:r>
+              <w:rPr>
+                <w:rFonts w:hint="eastAsia"/>
+                <w:color w:val="000000"/>
+                <w:lang w:eastAsia="zh-TW"/>
+              </w:rPr>
+              <w:t xml:space="preserve">　　</w:t>
+            </w:r>
+            <w:r>
+              <w:rPr>
+                <w:rFonts w:hint="eastAsia"/>
+                <w:color w:val="000000"/>
+                <w:u w:val="single"/>
+              </w:rPr>
+              <w:t xml:space="preserve">氏　名　{{submitterName}}</w:t>
+            </w:r>
+            <w:r>
+              <w:rPr>
+                <w:color w:val="000000"/>
+                <w:u w:val="single"/>
+              </w:rPr>
+              <w:t xml:space="preserve"> </w:t>
+            </w:r>
+            <w:r>
+              <w:rPr>
+                <w:rFonts w:hint="eastAsia"/>
+                <w:color w:val="000000"/>
+                <w:u w:val="single"/>
+              </w:rPr>
+              <w:t xml:space="preserve">　</w:t>
+            </w:r>
+            <w:r>
+              <w:rPr>
+                <w:rFonts w:hint="eastAsia"/>
+                <w:color w:val="000000"/>
+                <w:u w:val="single"/>
+              </w:rPr>
+              <w:t xml:space="preserve">　</w:t>
+            </w:r>
+            <w:r>
+              <w:rPr>
+                <w:color w:val="000000"/>
+                <w:u w:val="single"/>
+              </w:rPr>
+              <w:t xml:space="preserve"> </w:t>
+            </w:r>
+          </w:p>
+        </w:tc>
+      </w:tr>
+      <w:tr>
+        <w:tblPrEx>
+          <w:tblCellMar>
+            <w:top w:w="0" w:type="dxa"/>
+            <w:bottom w:w="0" w:type="dxa"/>
+          </w:tblCellMar>
+        </w:tblPrEx>
+        <w:trPr>
+          <w:cantSplit/>
+          <w:trHeight w:val="720"/>
+        </w:trPr>
+        <w:tc>
+          <w:tcPr>
+            <w:tcW w:w="1039" w:type="dxa"/>
+            <w:vMerge w:val="restart"/>
+            <w:tcBorders>
+              <w:top w:val="single" w:sz="4" w:space="0" w:color="000000"/>
+              <w:left w:val="single" w:sz="4" w:space="0" w:color="000000"/>
+              <w:bottom w:val="nil"/>
+              <w:right w:val="single" w:sz="4" w:space="0" w:color="000000"/>
+            </w:tcBorders>
+            <w:vAlign w:val="center"/>
+          </w:tcPr>
+          <w:p>
+            <w:pPr>
+              <w:spacing w:line="292" w:lineRule="atLeast"/>
+              <w:jc w:val="center"/>
+              <w:rPr>
+                <w:color w:val="000000"/>
+              </w:rPr>
+            </w:pPr>
+            <w:r>
+              <w:rPr>
+                <w:rFonts w:hint="eastAsia"/>
+                <w:color w:val="000000"/>
+              </w:rPr>
+              <w:t>設置者</w:t>
+            </w:r>
+          </w:p>
+        </w:tc>
+        <w:tc>
+          <w:tcPr>
+            <w:tcW w:w="2076" w:type="dxa"/>
+            <w:gridSpan w:val="2"/>
+            <w:tcBorders>
+              <w:top w:val="single" w:sz="4" w:space="0" w:color="000000"/>
+              <w:left w:val="single" w:sz="4" w:space="0" w:color="000000"/>
+              <w:bottom w:val="nil"/>
+              <w:right w:val="single" w:sz="4" w:space="0" w:color="000000"/>
+            </w:tcBorders>
+            <w:vAlign w:val="center"/>
+          </w:tcPr>
+          <w:p>
+            <w:pPr>
+              <w:spacing w:line="292" w:lineRule="atLeast"/>
+              <w:jc w:val="distribute"/>
+              <w:rPr>
+                <w:color w:val="000000"/>
+              </w:rPr>
+            </w:pPr>
+            <w:r>
+              <w:rPr>
+                <w:rFonts w:hint="eastAsia"/>
+                <w:color w:val="000000"/>
+              </w:rPr>
+              <w:t>住　　　所</w:t>
+            </w:r>
+            <w:r>
+              <w:rPr>
+                <w:rFonts w:hint="eastAsia"/>
+                <w:color w:val="000000"/>
+              </w:rPr>
+              <w:t xml:space="preserve">{{ownerAddress}}</w:t>
+            </w:r>
+          </w:p>
+        </w:tc>
+        <w:tc>
+          <w:tcPr>
+            <w:tcW w:w="6749" w:type="dxa"/>
+            <w:gridSpan w:val="5"/>
+            <w:tcBorders>
+              <w:top w:val="single" w:sz="4" w:space="0" w:color="000000"/>
+              <w:left w:val="single" w:sz="4" w:space="0" w:color="000000"/>
+              <w:bottom w:val="nil"/>
+              <w:right w:val="single" w:sz="4" w:space="0" w:color="000000"/>
+            </w:tcBorders>
+            <w:vAlign w:val="center"/>
+          </w:tcPr>
+          <w:p>
+            <w:pPr>
+              <w:spacing w:line="292" w:lineRule="atLeast"/>
+              <w:rPr>
+                <w:color w:val="000000"/>
+                <w:lang w:eastAsia="zh-TW"/>
+              </w:rPr>
+            </w:pPr>
+            <w:r>
+              <w:rPr>
+                <w:rFonts w:hint="eastAsia"/>
+                <w:color w:val="000000"/>
+                <w:lang w:eastAsia="zh-TW"/>
+              </w:rPr>
+              <w:t xml:space="preserve">電話　{{ownerPhone}}</w:t>
+            </w:r>
+          </w:p>
+        </w:tc>
+      </w:tr>
+      <w:tr>
+        <w:tblPrEx>
+          <w:tblCellMar>
+            <w:top w:w="0" w:type="dxa"/>
+            <w:bottom w:w="0" w:type="dxa"/>
+          </w:tblCellMar>
+        </w:tblPrEx>
+        <w:trPr>
+          <w:cantSplit/>
+          <w:trHeight w:val="720"/>
+        </w:trPr>
+        <w:tc>
+          <w:tcPr>
+            <w:tcW w:w="1039" w:type="dxa"/>
+            <w:vMerge/>
+            <w:tcBorders>
+              <w:top w:val="nil"/>
+              <w:left w:val="single" w:sz="4" w:space="0" w:color="000000"/>
+              <w:bottom w:val="nil"/>
+              <w:right w:val="single" w:sz="4" w:space="0" w:color="000000"/>
+            </w:tcBorders>
+            <w:vAlign w:val="center"/>
+          </w:tcPr>
+          <w:p>
+            <w:pPr>
+              <w:jc w:val="center"/>
+              <w:rPr>
+                <w:color w:val="000000"/>
+                <w:lang w:eastAsia="zh-TW"/>
+              </w:rPr>
+            </w:pPr>
+          </w:p>
+        </w:tc>
+        <w:tc>
+          <w:tcPr>
+            <w:tcW w:w="2076" w:type="dxa"/>
+            <w:gridSpan w:val="2"/>
+            <w:tcBorders>
+              <w:top w:val="single" w:sz="4" w:space="0" w:color="000000"/>
+              <w:left w:val="single" w:sz="4" w:space="0" w:color="000000"/>
+              <w:bottom w:val="nil"/>
+              <w:right w:val="single" w:sz="4" w:space="0" w:color="000000"/>
+            </w:tcBorders>
+            <w:vAlign w:val="center"/>
+          </w:tcPr>
+          <w:p>
+            <w:pPr>
+              <w:spacing w:line="292" w:lineRule="atLeast"/>
+              <w:jc w:val="distribute"/>
+              <w:rPr>
+                <w:color w:val="000000"/>
+              </w:rPr>
+            </w:pPr>
+            <w:r>
+              <w:rPr>
+                <w:rFonts w:hint="eastAsia"/>
+                <w:color w:val="000000"/>
+              </w:rPr>
+              <w:t>氏　　　名</w:t>
+            </w:r>
+          </w:p>
+        </w:tc>
+        <w:tc>
+          <w:tcPr>
+            <w:tcW w:w="6749" w:type="dxa"/>
+            <w:gridSpan w:val="5"/>
+            <w:tcBorders>
+              <w:top w:val="single" w:sz="4" w:space="0" w:color="000000"/>
+              <w:left w:val="single" w:sz="4" w:space="0" w:color="000000"/>
+              <w:bottom w:val="nil"/>
+              <w:right w:val="single" w:sz="4" w:space="0" w:color="000000"/>
+            </w:tcBorders>
+            <w:vAlign w:val="center"/>
+          </w:tcPr>
+          <w:p>
+            <w:pPr>
+              <w:spacing w:line="292" w:lineRule="atLeast"/>
+              <w:rPr>
+                <w:color w:val="000000"/>
+              </w:rPr>
+            </w:pPr>
+            <w:r>
+              <w:t xml:space="preserve">{{ownerName}}</w:t>
+            </w:r>
+          </w:p>
+        </w:tc>
+      </w:tr>
+      <w:tr>
+        <w:tblPrEx>
+          <w:tblCellMar>
+            <w:top w:w="0" w:type="dxa"/>
+            <w:bottom w:w="0" w:type="dxa"/>
+          </w:tblCellMar>
+        </w:tblPrEx>
+        <w:trPr>
+          <w:trHeight w:val="720"/>
+        </w:trPr>
+        <w:tc>
+          <w:tcPr>
+            <w:tcW w:w="3115" w:type="dxa"/>
+            <w:gridSpan w:val="3"/>
+            <w:tcBorders>
+              <w:top w:val="single" w:sz="4" w:space="0" w:color="000000"/>
+              <w:left w:val="single" w:sz="4" w:space="0" w:color="000000"/>
+              <w:bottom w:val="nil"/>
+              <w:right w:val="single" w:sz="4" w:space="0" w:color="000000"/>
+            </w:tcBorders>
+            <w:vAlign w:val="center"/>
+          </w:tcPr>
+          <w:p>
+            <w:pPr>
+              <w:spacing w:line="292" w:lineRule="atLeast"/>
+              <w:jc w:val="distribute"/>
+              <w:rPr>
+                <w:color w:val="000000"/>
+              </w:rPr>
+            </w:pPr>
+            <w:r>
+              <w:rPr>
+                <w:rFonts w:hint="eastAsia"/>
+                <w:color w:val="000000"/>
+              </w:rPr>
+              <w:t>設置場所</w:t>
+            </w:r>
+          </w:p>
+        </w:tc>
+        <w:tc>
+          <w:tcPr>
+            <w:tcW w:w="6749" w:type="dxa"/>
+            <w:gridSpan w:val="5"/>
+            <w:tcBorders>
+              <w:top w:val="single" w:sz="4" w:space="0" w:color="000000"/>
+              <w:left w:val="single" w:sz="4" w:space="0" w:color="000000"/>
+              <w:bottom w:val="nil"/>
+              <w:right w:val="single" w:sz="4" w:space="0" w:color="000000"/>
+            </w:tcBorders>
+            <w:vAlign w:val="center"/>
+          </w:tcPr>
+          <w:p>
+            <w:pPr>
+              <w:spacing w:line="292" w:lineRule="atLeast"/>
+              <w:rPr>
+                <w:color w:val="000000"/>
+              </w:rPr>
+            </w:pPr>
+            <w:r>
+              <w:t xml:space="preserve">{{facilityLocation}}</w:t>
+            </w:r>
+          </w:p>
+        </w:tc>
+      </w:tr>
+      <w:tr>
+        <w:tblPrEx>
+          <w:tblCellMar>
+            <w:top w:w="0" w:type="dxa"/>
+            <w:bottom w:w="0" w:type="dxa"/>
+          </w:tblCellMar>
+        </w:tblPrEx>
+        <w:trPr>
+          <w:trHeight w:val="720"/>
+        </w:trPr>
+        <w:tc>
+          <w:tcPr>
+            <w:tcW w:w="3115" w:type="dxa"/>
+            <w:gridSpan w:val="3"/>
+            <w:tcBorders>
+              <w:top w:val="single" w:sz="4" w:space="0" w:color="000000"/>
+              <w:left w:val="single" w:sz="4" w:space="0" w:color="000000"/>
+              <w:bottom w:val="nil"/>
+              <w:right w:val="single" w:sz="4" w:space="0" w:color="000000"/>
+            </w:tcBorders>
+            <w:vAlign w:val="center"/>
+          </w:tcPr>
+          <w:p>
+            <w:pPr>
+              <w:spacing w:line="292" w:lineRule="atLeast"/>
+              <w:jc w:val="distribute"/>
+              <w:rPr>
+                <w:color w:val="000000"/>
+              </w:rPr>
+            </w:pPr>
+            <w:r>
+              <w:rPr>
+                <w:rFonts w:hint="eastAsia"/>
+                <w:color w:val="000000"/>
+              </w:rPr>
+              <w:t>設置の許可年月日</w:t>
+            </w:r>
+          </w:p>
+          <w:p>
+            <w:pPr>
+              <w:spacing w:line="292" w:lineRule="atLeast"/>
+              <w:jc w:val="distribute"/>
+              <w:rPr>
+                <w:color w:val="000000"/>
+              </w:rPr>
+            </w:pPr>
+            <w:r>
+              <w:rPr>
+                <w:rFonts w:hint="eastAsia"/>
+                <w:color w:val="000000"/>
+              </w:rPr>
+              <w:t>及び許可番号</w:t>
+            </w:r>
+          </w:p>
+        </w:tc>
+        <w:tc>
+          <w:tcPr>
+            <w:tcW w:w="6749" w:type="dxa"/>
+            <w:gridSpan w:val="5"/>
+            <w:tcBorders>
+              <w:top w:val="single" w:sz="4" w:space="0" w:color="000000"/>
+              <w:left w:val="single" w:sz="4" w:space="0" w:color="000000"/>
+              <w:bottom w:val="nil"/>
+              <w:right w:val="single" w:sz="4" w:space="0" w:color="000000"/>
+            </w:tcBorders>
+            <w:vAlign w:val="center"/>
+          </w:tcPr>
+          <w:p>
+            <w:pPr>
+              <w:spacing w:line="292" w:lineRule="atLeast"/>
+              <w:rPr>
+                <w:color w:val="000000"/>
+              </w:rPr>
+            </w:pPr>
+            <w:r>
+              <w:rPr>
+                <w:rFonts w:hint="eastAsia"/>
+                <w:color w:val="000000"/>
+              </w:rPr>
+              <w:t xml:space="preserve">{{permitInfo}}</w:t>
+            </w:r>
+            <w:r>
+              <w:rPr>
+                <w:color w:val="000000"/>
+              </w:rPr>
+              <w:t xml:space="preserve"/>
+            </w:r>
+            <w:r>
+              <w:rPr>
+                <w:rFonts w:hint="eastAsia"/>
+                <w:color w:val="000000"/>
+              </w:rPr>
+              <w:t xml:space="preserve"/>
+            </w:r>
+            <w:r>
+              <w:rPr>
+                <w:color w:val="000000"/>
+              </w:rPr>
+              <w:t xml:space="preserve"/>
+            </w:r>
+            <w:r>
+              <w:rPr>
+                <w:rFonts w:hint="eastAsia"/>
+                <w:color w:val="000000"/>
+              </w:rPr>
+              <w:t xml:space="preserve"/>
+            </w:r>
+            <w:r>
+              <w:rPr>
+                <w:color w:val="000000"/>
+              </w:rPr>
+              <w:t xml:space="preserve"/>
+            </w:r>
+            <w:r>
+              <w:rPr>
+                <w:rFonts w:hint="eastAsia"/>
+                <w:color w:val="000000"/>
+              </w:rPr>
+              <w:t xml:space="preserve"/>
+            </w:r>
+            <w:r>
+              <w:rPr>
+                <w:color w:val="000000"/>
+              </w:rPr>
+              <w:t xml:space="preserve"/>
+            </w:r>
+            <w:r>
+              <w:rPr>
+                <w:rFonts w:hint="eastAsia"/>
+                <w:color w:val="000000"/>
+              </w:rPr>
+              <w:t xml:space="preserve"/>
+            </w:r>
+            <w:r>
+              <w:rPr>
+                <w:color w:val="000000"/>
+              </w:rPr>
+              <w:t xml:space="preserve"/>
+            </w:r>
+            <w:r>
+              <w:rPr>
+                <w:rFonts w:hint="eastAsia"/>
+                <w:color w:val="000000"/>
+              </w:rPr>
+              <w:t xml:space="preserve"/>
+            </w:r>
+            <w:r>
+              <w:rPr>
+                <w:color w:val="000000"/>
+              </w:rPr>
+              <w:t xml:space="preserve"/>
+            </w:r>
+            <w:r>
+              <w:rPr>
+                <w:rFonts w:hint="eastAsia"/>
+                <w:color w:val="000000"/>
+              </w:rPr>
+              <w:t xml:space="preserve"/>
+            </w:r>
+          </w:p>
+        </w:tc>
+      </w:tr>
+      <w:tr>
+        <w:tblPrEx>
+          <w:tblCellMar>
+            <w:top w:w="0" w:type="dxa"/>
+            <w:bottom w:w="0" w:type="dxa"/>
+          </w:tblCellMar>
+        </w:tblPrEx>
+        <w:trPr>
+          <w:trHeight w:val="720"/>
+        </w:trPr>
+        <w:tc>
+          <w:tcPr>
+            <w:tcW w:w="3115" w:type="dxa"/>
+            <w:gridSpan w:val="3"/>
+            <w:tcBorders>
+              <w:top w:val="single" w:sz="4" w:space="0" w:color="000000"/>
+              <w:left w:val="single" w:sz="4" w:space="0" w:color="000000"/>
+              <w:bottom w:val="nil"/>
+              <w:right w:val="single" w:sz="4" w:space="0" w:color="000000"/>
+            </w:tcBorders>
+            <w:vAlign w:val="center"/>
+          </w:tcPr>
+          <w:p>
+            <w:pPr>
+              <w:spacing w:line="292" w:lineRule="atLeast"/>
+              <w:jc w:val="distribute"/>
+              <w:rPr>
+                <w:color w:val="000000"/>
+              </w:rPr>
+            </w:pPr>
+            <w:r>
+              <w:rPr>
+                <w:rFonts w:hint="eastAsia"/>
+                <w:color w:val="000000"/>
+              </w:rPr>
+              <w:t>製造所等の別</w:t>
+            </w:r>
+          </w:p>
+        </w:tc>
+        <w:tc>
+          <w:tcPr>
+            <w:tcW w:w="2077" w:type="dxa"/>
+            <w:tcBorders>
+              <w:top w:val="single" w:sz="4" w:space="0" w:color="000000"/>
+              <w:left w:val="single" w:sz="4" w:space="0" w:color="000000"/>
+              <w:bottom w:val="nil"/>
+              <w:right w:val="single" w:sz="4" w:space="0" w:color="000000"/>
+            </w:tcBorders>
+            <w:vAlign w:val="center"/>
+          </w:tcPr>
+          <w:p>
+            <w:pPr>
+              <w:spacing w:line="292" w:lineRule="atLeast"/>
+              <w:rPr>
+                <w:color w:val="000000"/>
+              </w:rPr>
+            </w:pPr>
+            <w:r>
+              <w:t xml:space="preserve">{{facilityKind}}</w:t>
+            </w:r>
+          </w:p>
+        </w:tc>
+        <w:tc>
+          <w:tcPr>
+            <w:tcW w:w="1817" w:type="dxa"/>
+            <w:tcBorders>
+              <w:top w:val="single" w:sz="4" w:space="0" w:color="000000"/>
+              <w:left w:val="single" w:sz="4" w:space="0" w:color="000000"/>
+              <w:bottom w:val="nil"/>
+              <w:right w:val="single" w:sz="4" w:space="0" w:color="000000"/>
+            </w:tcBorders>
+            <w:vAlign w:val="center"/>
+          </w:tcPr>
+          <w:p>
+            <w:pPr>
+              <w:spacing w:line="292" w:lineRule="atLeast"/>
+              <w:jc w:val="distribute"/>
+              <w:rPr>
+                <w:color w:val="000000"/>
+              </w:rPr>
+            </w:pPr>
+            <w:r>
+              <w:rPr>
+                <w:rFonts w:hint="eastAsia"/>
+                <w:color w:val="000000"/>
+              </w:rPr>
+              <w:t>貯蔵所又は取</w:t>
+            </w:r>
+          </w:p>
+          <w:p>
+            <w:pPr>
+              <w:spacing w:line="292" w:lineRule="atLeast"/>
+              <w:jc w:val="distribute"/>
+              <w:rPr>
+                <w:color w:val="000000"/>
+              </w:rPr>
+            </w:pPr>
+            <w:r>
+              <w:rPr>
+                <w:rFonts w:hint="eastAsia"/>
+                <w:color w:val="000000"/>
+              </w:rPr>
+              <w:t>扱所の区分</w:t>
+            </w:r>
+          </w:p>
+        </w:tc>
+        <w:tc>
+          <w:tcPr>
+            <w:tcW w:w="2855" w:type="dxa"/>
+            <w:gridSpan w:val="3"/>
+            <w:tcBorders>
+              <w:top w:val="single" w:sz="4" w:space="0" w:color="000000"/>
+              <w:left w:val="single" w:sz="4" w:space="0" w:color="000000"/>
+              <w:bottom w:val="nil"/>
+              <w:right w:val="single" w:sz="4" w:space="0" w:color="000000"/>
+            </w:tcBorders>
+            <w:vAlign w:val="center"/>
+          </w:tcPr>
+          <w:p>
+            <w:pPr>
+              <w:spacing w:line="292" w:lineRule="atLeast"/>
+              <w:rPr>
+                <w:color w:val="000000"/>
+              </w:rPr>
+            </w:pPr>
+            <w:r>
+              <w:t xml:space="preserve">{{facilityCategory}}</w:t>
+            </w:r>
+          </w:p>
+        </w:tc>
+      </w:tr>
+      <w:tr>
+        <w:tblPrEx>
+          <w:tblCellMar>
+            <w:top w:w="0" w:type="dxa"/>
+            <w:bottom w:w="0" w:type="dxa"/>
+          </w:tblCellMar>
+        </w:tblPrEx>
+        <w:trPr>
+          <w:cantSplit/>
+          <w:trHeight w:val="945"/>
+        </w:trPr>
+        <w:tc>
+          <w:tcPr>
+            <w:tcW w:w="1817" w:type="dxa"/>
+            <w:gridSpan w:val="2"/>
+            <w:vMerge w:val="restart"/>
+            <w:tcBorders>
+              <w:top w:val="single" w:sz="4" w:space="0" w:color="000000"/>
+              <w:left w:val="single" w:sz="4" w:space="0" w:color="000000"/>
+              <w:bottom w:val="nil"/>
+              <w:right w:val="single" w:sz="4" w:space="0" w:color="000000"/>
+            </w:tcBorders>
+            <w:vAlign w:val="center"/>
+          </w:tcPr>
+          <w:p>
+            <w:pPr>
+              <w:spacing w:line="292" w:lineRule="atLeast"/>
+              <w:jc w:val="distribute"/>
+              <w:rPr>
+                <w:color w:val="000000"/>
+              </w:rPr>
+            </w:pPr>
+            <w:r>
+              <w:rPr>
+                <w:rFonts w:hint="eastAsia"/>
+                <w:color w:val="000000"/>
+              </w:rPr>
+              <w:t>危険物の類、品名（指定数量）、最大数量</w:t>
+            </w:r>
+          </w:p>
+        </w:tc>
+        <w:tc>
+          <w:tcPr>
+            <w:tcW w:w="1298" w:type="dxa"/>
+            <w:tcBorders>
+              <w:top w:val="single" w:sz="4" w:space="0" w:color="000000"/>
+              <w:left w:val="single" w:sz="4" w:space="0" w:color="000000"/>
+              <w:bottom w:val="nil"/>
+              <w:right w:val="single" w:sz="4" w:space="0" w:color="000000"/>
+            </w:tcBorders>
+            <w:vAlign w:val="center"/>
+          </w:tcPr>
+          <w:p>
+            <w:pPr>
+              <w:spacing w:line="292" w:lineRule="atLeast"/>
+              <w:jc w:val="distribute"/>
+              <w:rPr>
+                <w:color w:val="000000"/>
+              </w:rPr>
+            </w:pPr>
+            <w:r>
+              <w:rPr>
+                <w:rFonts w:hint="eastAsia"/>
+                <w:color w:val="000000"/>
+              </w:rPr>
+              <w:t>変</w:t>
+            </w:r>
+            <w:r>
+              <w:rPr>
+                <w:color w:val="000000"/>
+              </w:rPr>
+              <w:t xml:space="preserve"> </w:t>
+            </w:r>
+            <w:r>
+              <w:rPr>
+                <w:rFonts w:hint="eastAsia"/>
+                <w:color w:val="000000"/>
+              </w:rPr>
+              <w:t>更</w:t>
+            </w:r>
+            <w:r>
+              <w:rPr>
+                <w:color w:val="000000"/>
+              </w:rPr>
+              <w:t xml:space="preserve"> </w:t>
+            </w:r>
+            <w:r>
+              <w:rPr>
+                <w:rFonts w:hint="eastAsia"/>
+                <w:color w:val="000000"/>
+              </w:rPr>
+              <w:t>前</w:t>
+            </w:r>
+          </w:p>
+        </w:tc>
+        <w:tc>
+          <w:tcPr>
+            <w:tcW w:w="4153" w:type="dxa"/>
+            <w:gridSpan w:val="3"/>
+            <w:tcBorders>
+              <w:top w:val="single" w:sz="4" w:space="0" w:color="000000"/>
+              <w:left w:val="single" w:sz="4" w:space="0" w:color="000000"/>
+              <w:bottom w:val="nil"/>
+              <w:right w:val="single" w:sz="4" w:space="0" w:color="000000"/>
+            </w:tcBorders>
+            <w:vAlign w:val="center"/>
+          </w:tcPr>
+          <w:p>
+            <w:pPr>
+              <w:spacing w:line="292" w:lineRule="atLeast"/>
+              <w:rPr>
+                <w:color w:val="000000"/>
+              </w:rPr>
+            </w:pPr>
+            <w:r>
+              <w:t xml:space="preserve">{{hazmatClassAndNameBefore}}</w:t>
+            </w:r>
+          </w:p>
+        </w:tc>
+        <w:tc>
+          <w:tcPr>
+            <w:tcW w:w="992" w:type="dxa"/>
+            <w:vMerge w:val="restart"/>
+            <w:tcBorders>
+              <w:top w:val="single" w:sz="4" w:space="0" w:color="000000"/>
+              <w:left w:val="single" w:sz="4" w:space="0" w:color="000000"/>
+              <w:bottom w:val="nil"/>
+              <w:right w:val="single" w:sz="4" w:space="0" w:color="000000"/>
+            </w:tcBorders>
+            <w:vAlign w:val="center"/>
+          </w:tcPr>
+          <w:p>
+            <w:pPr>
+              <w:spacing w:line="292" w:lineRule="atLeast"/>
+              <w:rPr>
+                <w:color w:val="000000"/>
+              </w:rPr>
+            </w:pPr>
+            <w:r>
+              <w:rPr>
+                <w:rFonts w:hint="eastAsia"/>
+                <w:color w:val="000000"/>
+              </w:rPr>
+              <w:t>指定数</w:t>
+            </w:r>
+          </w:p>
+          <w:p>
+            <w:pPr>
+              <w:spacing w:line="292" w:lineRule="atLeast"/>
+              <w:rPr>
+                <w:color w:val="000000"/>
+              </w:rPr>
+            </w:pPr>
+            <w:r>
+              <w:rPr>
+                <w:rFonts w:hint="eastAsia"/>
+                <w:color w:val="000000"/>
+              </w:rPr>
+              <w:t>量の倍</w:t>
+            </w:r>
+          </w:p>
+          <w:p>
+            <w:pPr>
+              <w:spacing w:line="292" w:lineRule="atLeast"/>
+              <w:rPr>
+                <w:color w:val="000000"/>
+              </w:rPr>
+            </w:pPr>
+            <w:r>
+              <w:rPr>
+                <w:rFonts w:hint="eastAsia"/>
+                <w:color w:val="000000"/>
+              </w:rPr>
+              <w:t>数</w:t>
+            </w:r>
+          </w:p>
+        </w:tc>
+        <w:tc>
+          <w:tcPr>
+            <w:tcW w:w="1604" w:type="dxa"/>
+            <w:tcBorders>
+              <w:top w:val="single" w:sz="4" w:space="0" w:color="000000"/>
+              <w:left w:val="single" w:sz="4" w:space="0" w:color="000000"/>
+              <w:bottom w:val="nil"/>
+              <w:right w:val="single" w:sz="4" w:space="0" w:color="000000"/>
+            </w:tcBorders>
+            <w:vAlign w:val="center"/>
+          </w:tcPr>
+          <w:p>
+            <w:pPr>
+              <w:spacing w:line="292" w:lineRule="atLeast"/>
+              <w:rPr>
+                <w:color w:val="000000"/>
+              </w:rPr>
+            </w:pPr>
+            <w:r>
+              <w:t xml:space="preserve">{{designatedQuantityMultipleBefore}}</w:t>
+            </w:r>
+          </w:p>
+        </w:tc>
+      </w:tr>
+      <w:tr>
+        <w:tblPrEx>
+          <w:tblCellMar>
+            <w:top w:w="0" w:type="dxa"/>
+            <w:bottom w:w="0" w:type="dxa"/>
+          </w:tblCellMar>
+        </w:tblPrEx>
+        <w:trPr>
+          <w:cantSplit/>
+          <w:trHeight w:val="945"/>
+        </w:trPr>
+        <w:tc>
+          <w:tcPr>
+            <w:tcW w:w="1817" w:type="dxa"/>
+            <w:gridSpan w:val="2"/>
+            <w:vMerge/>
+            <w:tcBorders>
+              <w:top w:val="nil"/>
+              <w:left w:val="single" w:sz="4" w:space="0" w:color="000000"/>
+              <w:bottom w:val="nil"/>
+              <w:right w:val="single" w:sz="4" w:space="0" w:color="000000"/>
+            </w:tcBorders>
+            <w:vAlign w:val="center"/>
+          </w:tcPr>
+          <w:p>
+            <w:pPr>
+              <w:jc w:val="distribute"/>
+              <w:rPr>
+                <w:color w:val="000000"/>
+              </w:rPr>
+            </w:pPr>
+          </w:p>
+        </w:tc>
+        <w:tc>
+          <w:tcPr>
+            <w:tcW w:w="1298" w:type="dxa"/>
+            <w:tcBorders>
+              <w:top w:val="single" w:sz="4" w:space="0" w:color="000000"/>
+              <w:left w:val="single" w:sz="4" w:space="0" w:color="000000"/>
+              <w:bottom w:val="nil"/>
+              <w:right w:val="single" w:sz="4" w:space="0" w:color="000000"/>
+            </w:tcBorders>
+            <w:vAlign w:val="center"/>
+          </w:tcPr>
+          <w:p>
+            <w:pPr>
+              <w:spacing w:line="292" w:lineRule="atLeast"/>
+              <w:jc w:val="distribute"/>
+              <w:rPr>
+                <w:color w:val="000000"/>
+              </w:rPr>
+            </w:pPr>
+            <w:r>
+              <w:rPr>
+                <w:rFonts w:hint="eastAsia"/>
+                <w:color w:val="000000"/>
+              </w:rPr>
+              <w:t>変</w:t>
+            </w:r>
+            <w:r>
+              <w:rPr>
+                <w:color w:val="000000"/>
+              </w:rPr>
+              <w:t xml:space="preserve"> </w:t>
+            </w:r>
+            <w:r>
+              <w:rPr>
+                <w:rFonts w:hint="eastAsia"/>
+                <w:color w:val="000000"/>
+              </w:rPr>
+              <w:t>更</w:t>
+            </w:r>
+            <w:r>
+              <w:rPr>
+                <w:color w:val="000000"/>
+              </w:rPr>
+              <w:t xml:space="preserve"> </w:t>
+            </w:r>
+            <w:r>
+              <w:rPr>
+                <w:rFonts w:hint="eastAsia"/>
+                <w:color w:val="000000"/>
+              </w:rPr>
+              <w:t>後</w:t>
+            </w:r>
+          </w:p>
+        </w:tc>
+        <w:tc>
+          <w:tcPr>
+            <w:tcW w:w="4153" w:type="dxa"/>
+            <w:gridSpan w:val="3"/>
+            <w:tcBorders>
+              <w:top w:val="single" w:sz="4" w:space="0" w:color="000000"/>
+              <w:left w:val="single" w:sz="4" w:space="0" w:color="000000"/>
+              <w:bottom w:val="nil"/>
+              <w:right w:val="single" w:sz="4" w:space="0" w:color="000000"/>
+            </w:tcBorders>
+            <w:vAlign w:val="center"/>
+          </w:tcPr>
+          <w:p>
+            <w:pPr>
+              <w:spacing w:line="292" w:lineRule="atLeast"/>
+              <w:rPr>
+                <w:color w:val="000000"/>
+              </w:rPr>
+            </w:pPr>
+            <w:r>
+              <w:t xml:space="preserve">{{hazmatClassAndNameAfter}}</w:t>
+            </w:r>
+          </w:p>
+        </w:tc>
+        <w:tc>
+          <w:tcPr>
+            <w:tcW w:w="992" w:type="dxa"/>
+            <w:vMerge/>
+            <w:tcBorders>
+              <w:top w:val="nil"/>
+              <w:left w:val="single" w:sz="4" w:space="0" w:color="000000"/>
+              <w:bottom w:val="nil"/>
+              <w:right w:val="single" w:sz="4" w:space="0" w:color="000000"/>
+            </w:tcBorders>
+            <w:vAlign w:val="center"/>
+          </w:tcPr>
+          <w:p>
+            <w:pPr>
+              <w:jc w:val="distribute"/>
+              <w:rPr>
+                <w:color w:val="000000"/>
+              </w:rPr>
+            </w:pPr>
+            <w:r>
+              <w:t xml:space="preserve">{{afterColumn4}}</w:t>
+            </w:r>
+          </w:p>
+        </w:tc>
+        <w:tc>
+          <w:tcPr>
+            <w:tcW w:w="1604" w:type="dxa"/>
+            <w:tcBorders>
+              <w:top w:val="single" w:sz="4" w:space="0" w:color="000000"/>
+              <w:left w:val="single" w:sz="4" w:space="0" w:color="000000"/>
+              <w:bottom w:val="nil"/>
+              <w:right w:val="single" w:sz="4" w:space="0" w:color="000000"/>
+            </w:tcBorders>
+            <w:vAlign w:val="center"/>
+          </w:tcPr>
+          <w:p>
+            <w:pPr>
+              <w:spacing w:line="292" w:lineRule="atLeast"/>
+              <w:rPr>
+                <w:color w:val="000000"/>
+              </w:rPr>
+            </w:pPr>
+            <w:r>
+              <w:t xml:space="preserve">{{designatedQuantityMultipleAfter}}</w:t>
+            </w:r>
+          </w:p>
+        </w:tc>
+      </w:tr>
+      <w:tr>
+        <w:tblPrEx>
+          <w:tblCellMar>
+            <w:top w:w="0" w:type="dxa"/>
+            <w:bottom w:w="0" w:type="dxa"/>
+          </w:tblCellMar>
+        </w:tblPrEx>
+        <w:trPr>
+          <w:trHeight w:val="720"/>
+        </w:trPr>
+        <w:tc>
+          <w:tcPr>
+            <w:tcW w:w="3115" w:type="dxa"/>
+            <w:gridSpan w:val="3"/>
+            <w:tcBorders>
+              <w:top w:val="single" w:sz="4" w:space="0" w:color="000000"/>
+              <w:left w:val="single" w:sz="4" w:space="0" w:color="000000"/>
+              <w:bottom w:val="nil"/>
+              <w:right w:val="single" w:sz="4" w:space="0" w:color="000000"/>
+            </w:tcBorders>
+            <w:vAlign w:val="center"/>
+          </w:tcPr>
+          <w:p>
+            <w:pPr>
+              <w:spacing w:line="292" w:lineRule="atLeast"/>
+              <w:jc w:val="distribute"/>
+              <w:rPr>
+                <w:color w:val="000000"/>
+              </w:rPr>
+            </w:pPr>
+            <w:r>
+              <w:rPr>
+                <w:rFonts w:hint="eastAsia"/>
+                <w:color w:val="000000"/>
+              </w:rPr>
+              <w:t>変</w:t>
+            </w:r>
+            <w:r>
+              <w:rPr>
+                <w:color w:val="000000"/>
+              </w:rPr>
+              <w:t xml:space="preserve"> </w:t>
+            </w:r>
+            <w:r>
+              <w:rPr>
+                <w:rFonts w:hint="eastAsia"/>
+                <w:color w:val="000000"/>
+              </w:rPr>
+              <w:t>更</w:t>
+            </w:r>
+            <w:r>
+              <w:rPr>
+                <w:color w:val="000000"/>
+              </w:rPr>
+              <w:t xml:space="preserve"> </w:t>
+            </w:r>
+            <w:r>
+              <w:rPr>
+                <w:rFonts w:hint="eastAsia"/>
+                <w:color w:val="000000"/>
+              </w:rPr>
+              <w:t>予</w:t>
+            </w:r>
+            <w:r>
+              <w:rPr>
+                <w:color w:val="000000"/>
+              </w:rPr>
+              <w:t xml:space="preserve"> </w:t>
+            </w:r>
+            <w:r>
+              <w:rPr>
+                <w:rFonts w:hint="eastAsia"/>
+                <w:color w:val="000000"/>
+              </w:rPr>
+              <w:t>定</w:t>
+            </w:r>
+            <w:r>
+              <w:rPr>
+                <w:color w:val="000000"/>
+              </w:rPr>
+              <w:t xml:space="preserve"> </w:t>
+            </w:r>
+            <w:r>
+              <w:rPr>
+                <w:rFonts w:hint="eastAsia"/>
+                <w:color w:val="000000"/>
+              </w:rPr>
+              <w:t>期</w:t>
+            </w:r>
+            <w:r>
+              <w:rPr>
+                <w:color w:val="000000"/>
+              </w:rPr>
+              <w:t xml:space="preserve"> </w:t>
+            </w:r>
+            <w:r>
+              <w:rPr>
+                <w:rFonts w:hint="eastAsia"/>
+                <w:color w:val="000000"/>
+              </w:rPr>
+              <w:t>日</w:t>
+            </w:r>
+          </w:p>
+        </w:tc>
+        <w:tc>
+          <w:tcPr>
+            <w:tcW w:w="6749" w:type="dxa"/>
+            <w:gridSpan w:val="5"/>
+            <w:tcBorders>
+              <w:top w:val="single" w:sz="4" w:space="0" w:color="000000"/>
+              <w:left w:val="single" w:sz="4" w:space="0" w:color="000000"/>
+              <w:bottom w:val="nil"/>
+              <w:right w:val="single" w:sz="4" w:space="0" w:color="000000"/>
+            </w:tcBorders>
+            <w:vAlign w:val="center"/>
+          </w:tcPr>
+          <w:p>
+            <w:pPr>
+              <w:spacing w:line="292" w:lineRule="atLeast"/>
+              <w:rPr>
+                <w:color w:val="000000"/>
+              </w:rPr>
+            </w:pPr>
+            <w:r>
+              <w:t xml:space="preserve">{{changeDate}}</w:t>
+            </w:r>
+          </w:p>
+        </w:tc>
+      </w:tr>
+      <w:tr>
+        <w:tblPrEx>
+          <w:tblCellMar>
+            <w:top w:w="0" w:type="dxa"/>
+            <w:bottom w:w="0" w:type="dxa"/>
+          </w:tblCellMar>
+        </w:tblPrEx>
+        <w:trPr>
+          <w:trHeight w:val="588"/>
+        </w:trPr>
+        <w:tc>
+          <w:tcPr>
+            <w:tcW w:w="3115" w:type="dxa"/>
+            <w:gridSpan w:val="3"/>
+            <w:tcBorders>
+              <w:top w:val="double" w:sz="4" w:space="0" w:color="000000"/>
+              <w:left w:val="single" w:sz="4" w:space="0" w:color="000000"/>
+              <w:bottom w:val="nil"/>
+              <w:right w:val="single" w:sz="4" w:space="0" w:color="000000"/>
+            </w:tcBorders>
+            <w:vAlign w:val="center"/>
+          </w:tcPr>
+          <w:p>
+            <w:pPr>
+              <w:spacing w:line="292" w:lineRule="atLeast"/>
+              <w:jc w:val="center"/>
+              <w:rPr>
+                <w:color w:val="000000"/>
+              </w:rPr>
+            </w:pPr>
+            <w:r>
+              <w:rPr>
+                <w:rFonts w:hint="eastAsia"/>
+                <w:color w:val="000000"/>
+              </w:rPr>
+              <w:t>※　受　　付　　欄</w:t>
+            </w:r>
+          </w:p>
+        </w:tc>
+        <w:tc>
+          <w:tcPr>
+            <w:tcW w:w="6749" w:type="dxa"/>
+            <w:gridSpan w:val="5"/>
+            <w:tcBorders>
+              <w:top w:val="double" w:sz="4" w:space="0" w:color="000000"/>
+              <w:left w:val="single" w:sz="4" w:space="0" w:color="000000"/>
+              <w:bottom w:val="nil"/>
+              <w:right w:val="single" w:sz="4" w:space="0" w:color="000000"/>
+            </w:tcBorders>
+            <w:vAlign w:val="center"/>
+          </w:tcPr>
+          <w:p>
+            <w:pPr>
+              <w:spacing w:line="292" w:lineRule="atLeast"/>
+              <w:jc w:val="center"/>
+              <w:rPr>
+                <w:color w:val="000000"/>
+                <w:lang w:eastAsia="zh-TW"/>
+              </w:rPr>
+            </w:pPr>
+            <w:r>
+              <w:rPr>
+                <w:rFonts w:hint="eastAsia"/>
+                <w:color w:val="000000"/>
+                <w:lang w:eastAsia="zh-TW"/>
+              </w:rPr>
+              <w:t xml:space="preserve">※　　経　　　　</w:t>
+            </w:r>
+            <w:r>
+              <w:rPr>
+                <w:color w:val="000000"/>
+                <w:lang w:eastAsia="zh-TW"/>
+              </w:rPr>
+              <w:t xml:space="preserve">  </w:t>
+            </w:r>
+            <w:r>
+              <w:rPr>
+                <w:rFonts w:hint="eastAsia"/>
+                <w:color w:val="000000"/>
+                <w:lang w:eastAsia="zh-TW"/>
+              </w:rPr>
+              <w:t xml:space="preserve">　過　　　　　　　欄</w:t>
+            </w:r>
+          </w:p>
+        </w:tc>
+      </w:tr>
+      <w:tr>
+        <w:tblPrEx>
+          <w:tblCellMar>
+            <w:top w:w="0" w:type="dxa"/>
+            <w:bottom w:w="0" w:type="dxa"/>
+          </w:tblCellMar>
+        </w:tblPrEx>
+        <w:trPr>
+          <w:trHeight w:val="1865"/>
+        </w:trPr>
+        <w:tc>
+          <w:tcPr>
+            <w:tcW w:w="3115" w:type="dxa"/>
+            <w:gridSpan w:val="3"/>
+            <w:tcBorders>
+              <w:top w:val="single" w:sz="4" w:space="0" w:color="000000"/>
+              <w:left w:val="single" w:sz="4" w:space="0" w:color="000000"/>
+              <w:bottom w:val="single" w:sz="4" w:space="0" w:color="000000"/>
+              <w:right w:val="single" w:sz="4" w:space="0" w:color="000000"/>
+            </w:tcBorders>
+          </w:tcPr>
+          <w:p>
+            <w:pPr>
+              <w:spacing w:line="292" w:lineRule="atLeast"/>
+              <w:rPr>
+                <w:color w:val="000000"/>
+                <w:lang w:eastAsia="zh-TW"/>
+              </w:rPr>
+            </w:pPr>
+            <w:r>
+              <w:t xml:space="preserve">{{officialUseReceipt}}</w:t>
+            </w:r>
+          </w:p>
+        </w:tc>
+        <w:tc>
+          <w:tcPr>
+            <w:tcW w:w="6749" w:type="dxa"/>
+            <w:gridSpan w:val="5"/>
+            <w:tcBorders>
+              <w:top w:val="single" w:sz="4" w:space="0" w:color="000000"/>
+              <w:left w:val="single" w:sz="4" w:space="0" w:color="000000"/>
+              <w:bottom w:val="single" w:sz="4" w:space="0" w:color="000000"/>
+              <w:right w:val="single" w:sz="4" w:space="0" w:color="000000"/>
+            </w:tcBorders>
+          </w:tcPr>
+          <w:p>
+            <w:pPr>
+              <w:spacing w:line="292" w:lineRule="atLeast"/>
+              <w:rPr>
+                <w:color w:val="000000"/>
+                <w:lang w:eastAsia="zh-TW"/>
+              </w:rPr>
+            </w:pPr>
+            <w:r>
+              <w:t xml:space="preserve">{{officialUseProgress}}</w:t>
+            </w:r>
+          </w:p>
+        </w:tc>
+      </w:tr>
+    </w:tbl>
+    <w:p>
+      <w:pPr>
+        <w:ind w:left="1494" w:rightChars="110" w:right="282" w:hangingChars="582" w:hanging="1494"/>
+        <w:rPr>
+          <w:color w:val="000000"/>
+        </w:rPr>
+      </w:pPr>
+      <w:r>
+        <w:rPr>
+          <w:color w:val="000000"/>
+          <w:lang w:eastAsia="zh-TW"/>
+        </w:rPr>
+        <w:t xml:space="preserve"> </w:t>
+      </w:r>
+      <w:r>
+        <w:rPr>
+          <w:rFonts w:hint="eastAsia"/>
+          <w:color w:val="000000"/>
+          <w:lang w:eastAsia="zh-TW"/>
+        </w:rPr>
+        <w:t xml:space="preserve">　　</w:t>
+      </w:r>
+      <w:r>
+        <w:rPr>
+          <w:rFonts w:hint="eastAsia"/>
+          <w:color w:val="000000"/>
+        </w:rPr>
+        <w:t>備考</w:t>
+      </w:r>
+      <w:r>
+        <w:rPr>
+          <w:color w:val="000000"/>
+        </w:rPr>
+        <w:t xml:space="preserve"> </w:t>
+      </w:r>
+      <w:r>
+        <w:rPr>
+          <w:rFonts w:hint="eastAsia"/>
+          <w:color w:val="000000"/>
+        </w:rPr>
+        <w:t xml:space="preserve">１ </w:t>
+      </w:r>
+      <w:r>
+        <w:rPr>
+          <w:rFonts w:hint="eastAsia"/>
+          <w:color w:val="000000"/>
+        </w:rPr>
+        <w:t>この用紙の大きさは、日本</w:t>
+      </w:r>
+      <w:r>
+        <w:rPr>
+          <w:rFonts w:hint="eastAsia"/>
+          <w:color w:val="000000"/>
+        </w:rPr>
+        <w:t>産</w:t>
+      </w:r>
+      <w:r>
+        <w:rPr>
+          <w:rFonts w:hint="eastAsia"/>
+          <w:color w:val="000000"/>
+        </w:rPr>
+        <w:t>業規格Ａ４とすること。</w:t>
+      </w:r>
+    </w:p>
+    <w:p>
+      <w:pPr>
+        <w:ind w:leftChars="501" w:left="1491" w:rightChars="110" w:right="282" w:hangingChars="80" w:hanging="205"/>
+        <w:rPr>
+          <w:color w:val="000000"/>
+        </w:rPr>
+      </w:pPr>
+      <w:r>
+        <w:rPr>
+          <w:rFonts w:hint="eastAsia"/>
+          <w:color w:val="000000"/>
+        </w:rPr>
+        <w:t>２</w:t>
+      </w:r>
+      <w:r>
+        <w:rPr>
+          <w:color w:val="000000"/>
+        </w:rPr>
+        <w:t xml:space="preserve"> </w:t>
+      </w:r>
+      <w:r>
+        <w:rPr>
+          <w:rFonts w:hint="eastAsia"/>
+          <w:color w:val="000000"/>
+        </w:rPr>
+        <w:t>法人に</w:t>
+      </w:r>
+      <w:r>
+        <w:rPr>
+          <w:rFonts w:hint="eastAsia"/>
+          <w:color w:val="000000"/>
+        </w:rPr>
+        <w:t>あ</w:t>
+      </w:r>
+      <w:r>
+        <w:rPr>
+          <w:rFonts w:hint="eastAsia"/>
+          <w:color w:val="000000"/>
+        </w:rPr>
+        <w:t>つ</w:t>
+      </w:r>
+      <w:r>
+        <w:rPr>
+          <w:rFonts w:hint="eastAsia"/>
+          <w:color w:val="000000"/>
+        </w:rPr>
+        <w:t>て</w:t>
+      </w:r>
+      <w:r>
+        <w:rPr>
+          <w:rFonts w:hint="eastAsia"/>
+          <w:color w:val="000000"/>
+        </w:rPr>
+        <w:t>は</w:t>
+      </w:r>
+      <w:r>
+        <w:rPr>
+          <w:rFonts w:hint="eastAsia"/>
+          <w:color w:val="000000"/>
+        </w:rPr>
+        <w:t>、その名称、代表者氏名及び主たる事務所の所在地を記入すること。</w:t>
+      </w:r>
+    </w:p>
+    <w:p>
+      <w:pPr>
+        <w:ind w:leftChars="501" w:left="1491" w:rightChars="110" w:right="282" w:hangingChars="80" w:hanging="205"/>
+        <w:rPr>
+          <w:color w:val="000000"/>
+        </w:rPr>
+      </w:pPr>
+      <w:r>
+        <w:rPr>
+          <w:rFonts w:hint="eastAsia"/>
+          <w:color w:val="000000"/>
+        </w:rPr>
+        <w:t>３</w:t>
+      </w:r>
+      <w:r>
+        <w:rPr>
+          <w:color w:val="000000"/>
+        </w:rPr>
+        <w:t xml:space="preserve"> </w:t>
+      </w:r>
+      <w:r>
+        <w:rPr>
+          <w:rFonts w:hint="eastAsia"/>
+          <w:color w:val="000000"/>
+        </w:rPr>
+        <w:t>品名（指定数量）の記載については、当該危険物の指定数量が品名の記載のみでは明確でない場合に（　）内に該当する指定数量を記載すること。</w:t>
+      </w:r>
+    </w:p>
+    <w:p>
+      <w:pPr>
+        <w:ind w:leftChars="501" w:left="1491" w:rightChars="110" w:right="282" w:hangingChars="80" w:hanging="205"/>
+        <w:rPr>
+          <w:color w:val="000000"/>
+        </w:rPr>
+      </w:pPr>
+      <w:r>
+        <w:rPr>
+          <w:rFonts w:hint="eastAsia"/>
+          <w:color w:val="000000"/>
+        </w:rPr>
+        <w:t>４</w:t>
+      </w:r>
+      <w:r>
+        <w:rPr>
+          <w:color w:val="000000"/>
+        </w:rPr>
+        <w:t xml:space="preserve"> </w:t>
+      </w:r>
+      <w:r>
+        <w:rPr>
+          <w:rFonts w:hint="eastAsia"/>
+          <w:color w:val="000000"/>
+        </w:rPr>
+        <w:t>※印の欄は、記入しないこと。</w:t>
+      </w:r>
+    </w:p>
+    <w:sectPr>
+      <w:pgSz w:w="11906" w:h="16838"/>
+      <w:pgMar w:top="1304" w:right="566" w:bottom="850" w:left="566" w:header="720" w:footer="720" w:gutter="0"/>
+      <w:cols w:space="720"/>
+      <w:noEndnote/>
+      <w:docGrid w:type="linesAndChars" w:linePitch="293" w:charSpace="9570"/>
+    </w:sectPr>
+  </w:body>
+</w:document>
 </file>
 
 <file path=word/endnotes.xml><?xml version="1.0" encoding="utf-8"?>
